--- a/plans/9th Grade Technology/9th Grade Monthly Planning/1st Trimester/9° Technology - March.docx
+++ b/plans/9th Grade Technology/9th Grade Monthly Planning/1st Trimester/9° Technology - March.docx
@@ -4,7 +4,7 @@
   <w:body>
     <w:p>
       <w:pPr>
-        <w:spacing w:line="360" w:lineRule="auto"/>
+        <w:spacing w:line="360" w:lineRule="auto" w:before="0" w:after="0"/>
         <w:jc w:val="center"/>
         <w:rPr>
           <w:b/>
@@ -15,67 +15,18 @@
       </w:pPr>
       <w:r>
         <w:rPr>
+          <w:rFonts w:ascii="Arial" w:hAnsi="Arial" w:eastAsia="Arial" w:cs="Arial"/>
           <w:b/>
+          <w:i w:val="0"/>
           <w:sz w:val="24"/>
-          <w:szCs w:val="24"/>
-          <w:lang w:val="es-PA"/>
+          <w:u w:val="none"/>
         </w:rPr>
         <w:t>MINISTERIO DE EDUCACIÓN DE PANAMÁ</w:t>
       </w:r>
-      <w:r>
-        <w:rPr>
-          <w:noProof/>
-          <w:sz w:val="24"/>
-          <w:szCs w:val="24"/>
-        </w:rPr>
-        <w:drawing>
-          <wp:anchor distT="114300" distB="114300" distL="114300" distR="114300" simplePos="0" relativeHeight="251659264" behindDoc="0" locked="0" layoutInCell="1" hidden="0" allowOverlap="1" wp14:anchorId="55040CBA" wp14:editId="4BC7CD8F">
-            <wp:simplePos x="0" y="0"/>
-            <wp:positionH relativeFrom="column">
-              <wp:posOffset>-33020</wp:posOffset>
-            </wp:positionH>
-            <wp:positionV relativeFrom="paragraph">
-              <wp:posOffset>10795</wp:posOffset>
-            </wp:positionV>
-            <wp:extent cx="624840" cy="693420"/>
-            <wp:effectExtent l="0" t="0" r="3810" b="0"/>
-            <wp:wrapNone/>
-            <wp:docPr id="6" name="image1.png" descr="A logo for a science academy&#10;&#10;AI-generated content may be incorrect."/>
-            <wp:cNvGraphicFramePr/>
-            <a:graphic xmlns:a="http://schemas.openxmlformats.org/drawingml/2006/main">
-              <a:graphicData uri="http://schemas.openxmlformats.org/drawingml/2006/picture">
-                <pic:pic xmlns:pic="http://schemas.openxmlformats.org/drawingml/2006/picture">
-                  <pic:nvPicPr>
-                    <pic:cNvPr id="6" name="image1.png" descr="A logo for a science academy&#10;&#10;AI-generated content may be incorrect."/>
-                    <pic:cNvPicPr preferRelativeResize="0"/>
-                  </pic:nvPicPr>
-                  <pic:blipFill>
-                    <a:blip r:embed="rId6"/>
-                    <a:srcRect/>
-                    <a:stretch>
-                      <a:fillRect/>
-                    </a:stretch>
-                  </pic:blipFill>
-                  <pic:spPr>
-                    <a:xfrm>
-                      <a:off x="0" y="0"/>
-                      <a:ext cx="624840" cy="693420"/>
-                    </a:xfrm>
-                    <a:prstGeom prst="rect">
-                      <a:avLst/>
-                    </a:prstGeom>
-                    <a:ln/>
-                  </pic:spPr>
-                </pic:pic>
-              </a:graphicData>
-            </a:graphic>
-          </wp:anchor>
-        </w:drawing>
-      </w:r>
     </w:p>
     <w:p>
       <w:pPr>
-        <w:spacing w:line="360" w:lineRule="auto"/>
+        <w:spacing w:line="360" w:lineRule="auto" w:before="0" w:after="0"/>
         <w:jc w:val="center"/>
         <w:rPr>
           <w:b/>
@@ -85,16 +36,18 @@
       </w:pPr>
       <w:r>
         <w:rPr>
+          <w:rFonts w:ascii="Arial" w:hAnsi="Arial" w:eastAsia="Arial" w:cs="Arial"/>
           <w:b/>
+          <w:i w:val="0"/>
           <w:sz w:val="24"/>
-          <w:szCs w:val="24"/>
+          <w:u w:val="none"/>
         </w:rPr>
         <w:t>ACADEMIA INTERNACIONAL DAVID</w:t>
       </w:r>
     </w:p>
     <w:p>
       <w:pPr>
-        <w:spacing w:line="360" w:lineRule="auto"/>
+        <w:spacing w:line="360" w:lineRule="auto" w:before="0" w:after="0"/>
         <w:jc w:val="center"/>
         <w:rPr>
           <w:b/>
@@ -104,16 +57,18 @@
       </w:pPr>
       <w:r>
         <w:rPr>
+          <w:rFonts w:ascii="Arial" w:hAnsi="Arial" w:eastAsia="Arial" w:cs="Arial"/>
           <w:b/>
+          <w:i w:val="0"/>
           <w:sz w:val="24"/>
-          <w:szCs w:val="24"/>
+          <w:u w:val="none"/>
         </w:rPr>
-        <w:t xml:space="preserve">WEEKLY/MONTHLY PLAN </w:t>
+        <w:t>WEEKLY/MONTHLY PLAN</w:t>
       </w:r>
     </w:p>
     <w:p>
       <w:pPr>
-        <w:spacing w:line="360" w:lineRule="auto"/>
+        <w:spacing w:line="360" w:lineRule="auto" w:before="0" w:after="0"/>
         <w:jc w:val="center"/>
         <w:rPr>
           <w:b/>
@@ -123,16 +78,18 @@
       </w:pPr>
       <w:r>
         <w:rPr>
+          <w:rFonts w:ascii="Arial" w:hAnsi="Arial" w:eastAsia="Arial" w:cs="Arial"/>
           <w:b/>
+          <w:i w:val="0"/>
           <w:sz w:val="24"/>
-          <w:szCs w:val="24"/>
+          <w:u w:val="none"/>
         </w:rPr>
         <w:t>MONTH: MARCH</w:t>
       </w:r>
     </w:p>
     <w:p>
       <w:pPr>
-        <w:spacing w:line="360" w:lineRule="auto"/>
+        <w:spacing w:line="360" w:lineRule="auto" w:before="0" w:after="0"/>
         <w:jc w:val="center"/>
         <w:rPr>
           <w:b/>
@@ -142,19 +99,13 @@
       </w:pPr>
       <w:r>
         <w:rPr>
+          <w:rFonts w:ascii="Arial" w:hAnsi="Arial" w:eastAsia="Arial" w:cs="Arial"/>
           <w:b/>
+          <w:i w:val="0"/>
           <w:sz w:val="24"/>
-          <w:szCs w:val="24"/>
+          <w:u w:val="none"/>
         </w:rPr>
-        <w:t xml:space="preserve">WEEKS: </w:t>
-      </w:r>
-      <w:r>
-        <w:rPr>
-          <w:b/>
-          <w:sz w:val="24"/>
-          <w:szCs w:val="24"/>
-        </w:rPr>
-        <w:t>4</w:t>
+        <w:t>WEEKS: 4</w:t>
       </w:r>
     </w:p>
     <w:tbl>
@@ -179,22 +130,28 @@
           </w:tcPr>
           <w:p>
             <w:pPr>
-              <w:spacing w:line="480" w:lineRule="auto"/>
-              <w:rPr>
+              <w:spacing w:line="360" w:lineRule="auto" w:before="0" w:after="0"/>
+            </w:pPr>
+            <w:r/>
+            <w:r>
+              <w:rPr>
+                <w:rFonts w:ascii="Arial" w:hAnsi="Arial" w:eastAsia="Arial" w:cs="Arial"/>
                 <w:b/>
-                <w:bCs/>
-                <w:sz w:val="24"/>
-                <w:szCs w:val="24"/>
-              </w:rPr>
-            </w:pPr>
-            <w:r>
-              <w:rPr>
-                <w:b/>
-                <w:bCs/>
-                <w:sz w:val="24"/>
-                <w:szCs w:val="24"/>
-              </w:rPr>
-              <w:t>Subject: Technology</w:t>
+                <w:i w:val="0"/>
+                <w:sz w:val="24"/>
+                <w:u w:val="none"/>
+              </w:rPr>
+              <w:t>Subject:</w:t>
+            </w:r>
+            <w:r>
+              <w:rPr>
+                <w:rFonts w:ascii="Arial" w:hAnsi="Arial" w:eastAsia="Arial" w:cs="Arial"/>
+                <w:b w:val="0"/>
+                <w:i w:val="0"/>
+                <w:sz w:val="24"/>
+                <w:u w:val="none"/>
+              </w:rPr>
+              <w:t xml:space="preserve"> Technology</w:t>
             </w:r>
           </w:p>
         </w:tc>
@@ -204,22 +161,28 @@
           </w:tcPr>
           <w:p>
             <w:pPr>
-              <w:spacing w:line="480" w:lineRule="auto"/>
-              <w:rPr>
+              <w:spacing w:line="360" w:lineRule="auto" w:before="0" w:after="0"/>
+            </w:pPr>
+            <w:r/>
+            <w:r>
+              <w:rPr>
+                <w:rFonts w:ascii="Arial" w:hAnsi="Arial" w:eastAsia="Arial" w:cs="Arial"/>
                 <w:b/>
-                <w:bCs/>
-                <w:sz w:val="24"/>
-                <w:szCs w:val="24"/>
-              </w:rPr>
-            </w:pPr>
-            <w:r>
-              <w:rPr>
-                <w:b/>
-                <w:bCs/>
-                <w:sz w:val="24"/>
-                <w:szCs w:val="24"/>
-              </w:rPr>
-              <w:t>Teacher: Porfirio Rios</w:t>
+                <w:i w:val="0"/>
+                <w:sz w:val="24"/>
+                <w:u w:val="none"/>
+              </w:rPr>
+              <w:t>Teacher:</w:t>
+            </w:r>
+            <w:r>
+              <w:rPr>
+                <w:rFonts w:ascii="Arial" w:hAnsi="Arial" w:eastAsia="Arial" w:cs="Arial"/>
+                <w:b w:val="0"/>
+                <w:i w:val="0"/>
+                <w:sz w:val="24"/>
+                <w:u w:val="none"/>
+              </w:rPr>
+              <w:t xml:space="preserve"> Porfirio Rios</w:t>
             </w:r>
           </w:p>
         </w:tc>
@@ -229,22 +192,28 @@
           </w:tcPr>
           <w:p>
             <w:pPr>
-              <w:spacing w:line="480" w:lineRule="auto"/>
-              <w:rPr>
+              <w:spacing w:line="360" w:lineRule="auto" w:before="0" w:after="0"/>
+            </w:pPr>
+            <w:r/>
+            <w:r>
+              <w:rPr>
+                <w:rFonts w:ascii="Arial" w:hAnsi="Arial" w:eastAsia="Arial" w:cs="Arial"/>
                 <w:b/>
-                <w:bCs/>
-                <w:sz w:val="24"/>
-                <w:szCs w:val="24"/>
-              </w:rPr>
-            </w:pPr>
-            <w:r>
-              <w:rPr>
-                <w:b/>
-                <w:bCs/>
-                <w:sz w:val="24"/>
-                <w:szCs w:val="24"/>
-              </w:rPr>
-              <w:t>Grade: 9th</w:t>
+                <w:i w:val="0"/>
+                <w:sz w:val="24"/>
+                <w:u w:val="none"/>
+              </w:rPr>
+              <w:t>Grade:</w:t>
+            </w:r>
+            <w:r>
+              <w:rPr>
+                <w:rFonts w:ascii="Arial" w:hAnsi="Arial" w:eastAsia="Arial" w:cs="Arial"/>
+                <w:b w:val="0"/>
+                <w:i w:val="0"/>
+                <w:sz w:val="24"/>
+                <w:u w:val="none"/>
+              </w:rPr>
+              <w:t xml:space="preserve"> 9th</w:t>
             </w:r>
           </w:p>
         </w:tc>
@@ -254,22 +223,28 @@
           </w:tcPr>
           <w:p>
             <w:pPr>
-              <w:spacing w:line="480" w:lineRule="auto"/>
-              <w:rPr>
+              <w:spacing w:line="360" w:lineRule="auto" w:before="0" w:after="0"/>
+            </w:pPr>
+            <w:r/>
+            <w:r>
+              <w:rPr>
+                <w:rFonts w:ascii="Arial" w:hAnsi="Arial" w:eastAsia="Arial" w:cs="Arial"/>
                 <w:b/>
-                <w:bCs/>
-                <w:sz w:val="24"/>
-                <w:szCs w:val="24"/>
-              </w:rPr>
-            </w:pPr>
-            <w:r>
-              <w:rPr>
-                <w:b/>
-                <w:bCs/>
-                <w:sz w:val="24"/>
-                <w:szCs w:val="24"/>
-              </w:rPr>
-              <w:t>Trimester:1st</w:t>
+                <w:i w:val="0"/>
+                <w:sz w:val="24"/>
+                <w:u w:val="none"/>
+              </w:rPr>
+              <w:t>Trimester:</w:t>
+            </w:r>
+            <w:r>
+              <w:rPr>
+                <w:rFonts w:ascii="Arial" w:hAnsi="Arial" w:eastAsia="Arial" w:cs="Arial"/>
+                <w:b w:val="0"/>
+                <w:i w:val="0"/>
+                <w:sz w:val="24"/>
+                <w:u w:val="none"/>
+              </w:rPr>
+              <w:t xml:space="preserve"> 1st</w:t>
             </w:r>
           </w:p>
         </w:tc>
@@ -279,22 +254,28 @@
           </w:tcPr>
           <w:p>
             <w:pPr>
-              <w:spacing w:line="480" w:lineRule="auto"/>
-              <w:rPr>
+              <w:spacing w:line="360" w:lineRule="auto" w:before="0" w:after="0"/>
+            </w:pPr>
+            <w:r/>
+            <w:r>
+              <w:rPr>
+                <w:rFonts w:ascii="Arial" w:hAnsi="Arial" w:eastAsia="Arial" w:cs="Arial"/>
                 <w:b/>
-                <w:bCs/>
-                <w:sz w:val="24"/>
-                <w:szCs w:val="24"/>
-              </w:rPr>
-            </w:pPr>
-            <w:r>
-              <w:rPr>
-                <w:b/>
-                <w:bCs/>
-                <w:sz w:val="24"/>
-                <w:szCs w:val="24"/>
-              </w:rPr>
-              <w:t>Year: 2026</w:t>
+                <w:i w:val="0"/>
+                <w:sz w:val="24"/>
+                <w:u w:val="none"/>
+              </w:rPr>
+              <w:t>Year:</w:t>
+            </w:r>
+            <w:r>
+              <w:rPr>
+                <w:rFonts w:ascii="Arial" w:hAnsi="Arial" w:eastAsia="Arial" w:cs="Arial"/>
+                <w:b w:val="0"/>
+                <w:i w:val="0"/>
+                <w:sz w:val="24"/>
+                <w:u w:val="none"/>
+              </w:rPr>
+              <w:t xml:space="preserve"> 2026</w:t>
             </w:r>
           </w:p>
         </w:tc>
@@ -304,22 +285,28 @@
           </w:tcPr>
           <w:p>
             <w:pPr>
-              <w:spacing w:line="480" w:lineRule="auto"/>
-              <w:rPr>
+              <w:spacing w:line="360" w:lineRule="auto" w:before="0" w:after="0"/>
+            </w:pPr>
+            <w:r/>
+            <w:r>
+              <w:rPr>
+                <w:rFonts w:ascii="Arial" w:hAnsi="Arial" w:eastAsia="Arial" w:cs="Arial"/>
                 <w:b/>
-                <w:bCs/>
-                <w:sz w:val="24"/>
-                <w:szCs w:val="24"/>
-              </w:rPr>
-            </w:pPr>
-            <w:r>
-              <w:rPr>
-                <w:b/>
-                <w:bCs/>
-                <w:sz w:val="24"/>
-                <w:szCs w:val="24"/>
-              </w:rPr>
-              <w:t>Weekly Hours: 3</w:t>
+                <w:i w:val="0"/>
+                <w:sz w:val="24"/>
+                <w:u w:val="none"/>
+              </w:rPr>
+              <w:t>Weekly Hours:</w:t>
+            </w:r>
+            <w:r>
+              <w:rPr>
+                <w:rFonts w:ascii="Arial" w:hAnsi="Arial" w:eastAsia="Arial" w:cs="Arial"/>
+                <w:b w:val="0"/>
+                <w:i w:val="0"/>
+                <w:sz w:val="24"/>
+                <w:u w:val="none"/>
+              </w:rPr>
+              <w:t xml:space="preserve"> 3</w:t>
             </w:r>
           </w:p>
         </w:tc>
@@ -332,66 +319,60 @@
           </w:tcPr>
           <w:p>
             <w:pPr>
-              <w:spacing w:line="480" w:lineRule="auto"/>
-              <w:rPr>
-                <w:sz w:val="24"/>
-                <w:szCs w:val="24"/>
-              </w:rPr>
-            </w:pPr>
-            <w:r>
-              <w:rPr>
+              <w:spacing w:line="480" w:lineRule="auto" w:before="0" w:after="0"/>
+            </w:pPr>
+            <w:r>
+              <w:rPr>
+                <w:rFonts w:ascii="Arial" w:hAnsi="Arial" w:eastAsia="Arial" w:cs="Arial"/>
                 <w:b/>
-                <w:bCs/>
-                <w:sz w:val="24"/>
-                <w:szCs w:val="24"/>
+                <w:i w:val="0"/>
+                <w:sz w:val="24"/>
+                <w:u w:val="none"/>
               </w:rPr>
               <w:t>Competences:</w:t>
             </w:r>
           </w:p>
           <w:p>
             <w:pPr>
-              <w:spacing w:line="480" w:lineRule="auto"/>
-              <w:rPr>
-                <w:sz w:val="24"/>
-                <w:szCs w:val="24"/>
-              </w:rPr>
-            </w:pPr>
-            <w:r>
-              <w:rPr>
-                <w:sz w:val="24"/>
-                <w:szCs w:val="24"/>
+              <w:spacing w:line="480" w:lineRule="auto" w:before="0" w:after="0"/>
+            </w:pPr>
+            <w:r>
+              <w:rPr>
+                <w:rFonts w:ascii="Arial" w:hAnsi="Arial" w:eastAsia="Arial" w:cs="Arial"/>
+                <w:b w:val="0"/>
+                <w:i w:val="0"/>
+                <w:sz w:val="24"/>
+                <w:u w:val="none"/>
               </w:rPr>
               <w:t>Analyze physical computing systems using input, process, output, signal, state, and response language.</w:t>
             </w:r>
           </w:p>
           <w:p>
             <w:pPr>
-              <w:spacing w:line="480" w:lineRule="auto"/>
-              <w:rPr>
-                <w:sz w:val="24"/>
-                <w:szCs w:val="24"/>
-              </w:rPr>
-            </w:pPr>
-            <w:r>
-              <w:rPr>
-                <w:sz w:val="24"/>
-                <w:szCs w:val="24"/>
+              <w:spacing w:line="480" w:lineRule="auto" w:before="0" w:after="0"/>
+            </w:pPr>
+            <w:r>
+              <w:rPr>
+                <w:rFonts w:ascii="Arial" w:hAnsi="Arial" w:eastAsia="Arial" w:cs="Arial"/>
+                <w:b w:val="0"/>
+                <w:i w:val="0"/>
+                <w:sz w:val="24"/>
+                <w:u w:val="none"/>
               </w:rPr>
               <w:t>Use lab materials safely while collecting testing evidence from simple Arduino/Freenove output systems.</w:t>
             </w:r>
           </w:p>
           <w:p>
             <w:pPr>
-              <w:spacing w:line="480" w:lineRule="auto"/>
-              <w:rPr>
-                <w:sz w:val="24"/>
-                <w:szCs w:val="24"/>
-              </w:rPr>
-            </w:pPr>
-            <w:r>
-              <w:rPr>
-                <w:sz w:val="24"/>
-                <w:szCs w:val="24"/>
+              <w:spacing w:line="480" w:lineRule="auto" w:before="0" w:after="0"/>
+            </w:pPr>
+            <w:r>
+              <w:rPr>
+                <w:rFonts w:ascii="Arial" w:hAnsi="Arial" w:eastAsia="Arial" w:cs="Arial"/>
+                <w:b w:val="0"/>
+                <w:i w:val="0"/>
+                <w:sz w:val="24"/>
+                <w:u w:val="none"/>
               </w:rPr>
               <w:t>Modify, test, and debug LED programs by recording expected behavior, actual behavior, and one justified fix.</w:t>
             </w:r>
@@ -406,66 +387,60 @@
           </w:tcPr>
           <w:p>
             <w:pPr>
-              <w:spacing w:line="480" w:lineRule="auto"/>
-              <w:rPr>
-                <w:sz w:val="24"/>
-                <w:szCs w:val="24"/>
-              </w:rPr>
-            </w:pPr>
-            <w:r>
-              <w:rPr>
+              <w:spacing w:line="480" w:lineRule="auto" w:before="0" w:after="0"/>
+            </w:pPr>
+            <w:r>
+              <w:rPr>
+                <w:rFonts w:ascii="Arial" w:hAnsi="Arial" w:eastAsia="Arial" w:cs="Arial"/>
                 <w:b/>
-                <w:bCs/>
-                <w:sz w:val="24"/>
-                <w:szCs w:val="24"/>
+                <w:i w:val="0"/>
+                <w:sz w:val="24"/>
+                <w:u w:val="none"/>
               </w:rPr>
               <w:t>Learning Objectives:</w:t>
             </w:r>
           </w:p>
           <w:p>
             <w:pPr>
-              <w:spacing w:line="480" w:lineRule="auto"/>
-              <w:rPr>
-                <w:sz w:val="24"/>
-                <w:szCs w:val="24"/>
-              </w:rPr>
-            </w:pPr>
-            <w:r>
-              <w:rPr>
-                <w:sz w:val="24"/>
-                <w:szCs w:val="24"/>
+              <w:spacing w:line="480" w:lineRule="auto" w:before="0" w:after="0"/>
+            </w:pPr>
+            <w:r>
+              <w:rPr>
+                <w:rFonts w:ascii="Arial" w:hAnsi="Arial" w:eastAsia="Arial" w:cs="Arial"/>
+                <w:b w:val="0"/>
+                <w:i w:val="0"/>
+                <w:sz w:val="24"/>
+                <w:u w:val="none"/>
               </w:rPr>
               <w:t>Classify inputs, processes, and outputs in real devices and explain how the parts interact as a system.</w:t>
             </w:r>
           </w:p>
           <w:p>
             <w:pPr>
-              <w:spacing w:line="480" w:lineRule="auto"/>
-              <w:rPr>
-                <w:sz w:val="24"/>
-                <w:szCs w:val="24"/>
-              </w:rPr>
-            </w:pPr>
-            <w:r>
-              <w:rPr>
-                <w:sz w:val="24"/>
-                <w:szCs w:val="24"/>
+              <w:spacing w:line="480" w:lineRule="auto" w:before="0" w:after="0"/>
+            </w:pPr>
+            <w:r>
+              <w:rPr>
+                <w:rFonts w:ascii="Arial" w:hAnsi="Arial" w:eastAsia="Arial" w:cs="Arial"/>
+                <w:b w:val="0"/>
+                <w:i w:val="0"/>
+                <w:sz w:val="24"/>
+                <w:u w:val="none"/>
               </w:rPr>
               <w:t>Compare digital and analog signals and predict how signal changes affect system outputs.</w:t>
             </w:r>
           </w:p>
           <w:p>
             <w:pPr>
-              <w:spacing w:line="480" w:lineRule="auto"/>
-              <w:rPr>
-                <w:sz w:val="24"/>
-                <w:szCs w:val="24"/>
-              </w:rPr>
-            </w:pPr>
-            <w:r>
-              <w:rPr>
-                <w:sz w:val="24"/>
-                <w:szCs w:val="24"/>
+              <w:spacing w:line="480" w:lineRule="auto" w:before="0" w:after="0"/>
+            </w:pPr>
+            <w:r>
+              <w:rPr>
+                <w:rFonts w:ascii="Arial" w:hAnsi="Arial" w:eastAsia="Arial" w:cs="Arial"/>
+                <w:b w:val="0"/>
+                <w:i w:val="0"/>
+                <w:sz w:val="24"/>
+                <w:u w:val="none"/>
               </w:rPr>
               <w:t>Modify LED output code, test multiple delay values, and document a debugging decision with evidence.</w:t>
             </w:r>
@@ -480,66 +455,60 @@
           </w:tcPr>
           <w:p>
             <w:pPr>
-              <w:spacing w:line="480" w:lineRule="auto"/>
-              <w:rPr>
-                <w:sz w:val="24"/>
-                <w:szCs w:val="24"/>
-              </w:rPr>
-            </w:pPr>
-            <w:r>
-              <w:rPr>
+              <w:spacing w:line="480" w:lineRule="auto" w:before="0" w:after="0"/>
+            </w:pPr>
+            <w:r>
+              <w:rPr>
+                <w:rFonts w:ascii="Arial" w:hAnsi="Arial" w:eastAsia="Arial" w:cs="Arial"/>
                 <w:b/>
-                <w:bCs/>
-                <w:sz w:val="24"/>
-                <w:szCs w:val="24"/>
+                <w:i w:val="0"/>
+                <w:sz w:val="24"/>
+                <w:u w:val="none"/>
               </w:rPr>
               <w:t>Learning Outcomes:</w:t>
             </w:r>
           </w:p>
           <w:p>
             <w:pPr>
-              <w:spacing w:line="480" w:lineRule="auto"/>
-              <w:rPr>
-                <w:sz w:val="24"/>
-                <w:szCs w:val="24"/>
-              </w:rPr>
-            </w:pPr>
-            <w:r>
-              <w:rPr>
-                <w:sz w:val="24"/>
-                <w:szCs w:val="24"/>
+              <w:spacing w:line="480" w:lineRule="auto" w:before="0" w:after="0"/>
+            </w:pPr>
+            <w:r>
+              <w:rPr>
+                <w:rFonts w:ascii="Arial" w:hAnsi="Arial" w:eastAsia="Arial" w:cs="Arial"/>
+                <w:b w:val="0"/>
+                <w:i w:val="0"/>
+                <w:sz w:val="24"/>
+                <w:u w:val="none"/>
               </w:rPr>
               <w:t>Complete a physical computing vocabulary table with technical definitions, diagrams, and example sentences.</w:t>
             </w:r>
           </w:p>
           <w:p>
             <w:pPr>
-              <w:spacing w:line="480" w:lineRule="auto"/>
-              <w:rPr>
-                <w:sz w:val="24"/>
-                <w:szCs w:val="24"/>
-              </w:rPr>
-            </w:pPr>
-            <w:r>
-              <w:rPr>
-                <w:sz w:val="24"/>
-                <w:szCs w:val="24"/>
+              <w:spacing w:line="480" w:lineRule="auto" w:before="0" w:after="0"/>
+            </w:pPr>
+            <w:r>
+              <w:rPr>
+                <w:rFonts w:ascii="Arial" w:hAnsi="Arial" w:eastAsia="Arial" w:cs="Arial"/>
+                <w:b w:val="0"/>
+                <w:i w:val="0"/>
+                <w:sz w:val="24"/>
+                <w:u w:val="none"/>
               </w:rPr>
               <w:t>Create a system map that explains input, process, output, state, and response for a real device.</w:t>
             </w:r>
           </w:p>
           <w:p>
             <w:pPr>
-              <w:spacing w:line="480" w:lineRule="auto"/>
-              <w:rPr>
-                <w:sz w:val="24"/>
-                <w:szCs w:val="24"/>
-              </w:rPr>
-            </w:pPr>
-            <w:r>
-              <w:rPr>
-                <w:sz w:val="24"/>
-                <w:szCs w:val="24"/>
+              <w:spacing w:line="480" w:lineRule="auto" w:before="0" w:after="0"/>
+            </w:pPr>
+            <w:r>
+              <w:rPr>
+                <w:rFonts w:ascii="Arial" w:hAnsi="Arial" w:eastAsia="Arial" w:cs="Arial"/>
+                <w:b w:val="0"/>
+                <w:i w:val="0"/>
+                <w:sz w:val="24"/>
+                <w:u w:val="none"/>
               </w:rPr>
               <w:t>Complete a lab safety/responsibility checklist and demonstrate mini-LED control with a recorded test and fix.</w:t>
             </w:r>
@@ -584,25 +553,21 @@
               <w:right w:val="single" w:sz="4" w:space="0" w:color="auto"/>
             </w:tcBorders>
             <w:shd w:val="clear" w:color="auto" w:fill="A8D08D"/>
+            <w:vAlign w:val="center"/>
           </w:tcPr>
           <w:p>
             <w:pPr>
-              <w:spacing w:line="360" w:lineRule="auto"/>
-              <w:rPr>
+              <w:jc w:val="center"/>
+              <w:spacing w:line="360" w:lineRule="auto" w:before="0" w:after="0"/>
+            </w:pPr>
+            <w:r>
+              <w:rPr>
+                <w:rFonts w:ascii="Arial" w:hAnsi="Arial" w:eastAsia="Arial" w:cs="Arial"/>
                 <w:b/>
-                <w:bCs/>
-                <w:sz w:val="24"/>
-                <w:szCs w:val="24"/>
-              </w:rPr>
-            </w:pPr>
-            <w:r>
-              <w:rPr>
-                <w:b/>
-                <w:bCs/>
-                <w:sz w:val="24"/>
-                <w:szCs w:val="24"/>
-              </w:rPr>
-              <w:lastRenderedPageBreak/>
+                <w:i w:val="0"/>
+                <w:sz w:val="24"/>
+                <w:u w:val="none"/>
+              </w:rPr>
               <w:t>9A, 9B day – 45min – March - Week 1</w:t>
             </w:r>
           </w:p>
@@ -617,23 +582,20 @@
               <w:right w:val="single" w:sz="4" w:space="0" w:color="auto"/>
             </w:tcBorders>
             <w:shd w:val="clear" w:color="auto" w:fill="A8D08D"/>
+            <w:vAlign w:val="center"/>
           </w:tcPr>
           <w:p>
             <w:pPr>
-              <w:spacing w:line="360" w:lineRule="auto"/>
-              <w:rPr>
+              <w:jc w:val="center"/>
+              <w:spacing w:line="360" w:lineRule="auto" w:before="0" w:after="0"/>
+            </w:pPr>
+            <w:r>
+              <w:rPr>
+                <w:rFonts w:ascii="Arial" w:hAnsi="Arial" w:eastAsia="Arial" w:cs="Arial"/>
                 <w:b/>
-                <w:bCs/>
-                <w:sz w:val="24"/>
-                <w:szCs w:val="24"/>
-              </w:rPr>
-            </w:pPr>
-            <w:r>
-              <w:rPr>
-                <w:b/>
-                <w:bCs/>
-                <w:sz w:val="24"/>
-                <w:szCs w:val="24"/>
+                <w:i w:val="0"/>
+                <w:sz w:val="24"/>
+                <w:u w:val="none"/>
               </w:rPr>
               <w:t>9A, 9B day – 90 min – March - Week 1</w:t>
             </w:r>
@@ -650,167 +612,179 @@
               <w:bottom w:val="single" w:sz="4" w:space="0" w:color="auto"/>
               <w:right w:val="single" w:sz="4" w:space="0" w:color="auto"/>
             </w:tcBorders>
+            <w:vAlign w:val="top"/>
           </w:tcPr>
           <w:p>
             <w:pPr>
-              <w:spacing w:line="360" w:lineRule="auto"/>
-              <w:rPr>
-                <w:sz w:val="24"/>
-                <w:szCs w:val="24"/>
-              </w:rPr>
-            </w:pPr>
-            <w:r>
-              <w:rPr>
+              <w:spacing w:line="360" w:lineRule="auto" w:before="0" w:after="0"/>
+            </w:pPr>
+            <w:r>
+              <w:rPr>
+                <w:rFonts w:ascii="Arial" w:hAnsi="Arial" w:eastAsia="Arial" w:cs="Arial"/>
                 <w:b/>
-                <w:bCs/>
-                <w:sz w:val="24"/>
-                <w:szCs w:val="24"/>
-              </w:rPr>
-              <w:t>Topic</w:t>
-            </w:r>
-            <w:r>
-              <w:rPr>
-                <w:sz w:val="24"/>
-                <w:szCs w:val="24"/>
-              </w:rPr>
-              <w:t>:</w:t>
-            </w:r>
-            <w:r>
-              <w:rPr>
-                <w:sz w:val="24"/>
-                <w:szCs w:val="24"/>
-              </w:rPr>
-              <w:t xml:space="preserve"> </w:t>
-            </w:r>
-            <w:r>
-              <w:rPr>
-                <w:sz w:val="24"/>
-                <w:szCs w:val="24"/>
+                <w:i w:val="0"/>
+                <w:sz w:val="24"/>
+                <w:u w:val="none"/>
+              </w:rPr>
+              <w:t xml:space="preserve">Topic: </w:t>
+            </w:r>
+            <w:r>
+              <w:rPr>
+                <w:rFonts w:ascii="Arial" w:hAnsi="Arial" w:eastAsia="Arial" w:cs="Arial"/>
+                <w:b w:val="0"/>
+                <w:i w:val="0"/>
+                <w:sz w:val="24"/>
+                <w:u w:val="none"/>
               </w:rPr>
               <w:t>Physical computing systems</w:t>
             </w:r>
-            <w:r>
-              <w:rPr>
-                <w:sz w:val="24"/>
-                <w:szCs w:val="24"/>
-              </w:rPr>
-              <w:br/>
-            </w:r>
-            <w:r>
-              <w:rPr>
-                <w:sz w:val="24"/>
-                <w:szCs w:val="24"/>
-              </w:rPr>
-              <w:br/>
-            </w:r>
-            <w:r>
-              <w:rPr>
+          </w:p>
+          <w:p>
+            <w:pPr>
+              <w:spacing w:line="360" w:lineRule="auto" w:before="0" w:after="0"/>
+            </w:pPr>
+            <w:r>
+              <w:rPr>
+                <w:rFonts w:ascii="Arial" w:hAnsi="Arial" w:eastAsia="Arial" w:cs="Arial"/>
+                <w:i w:val="0"/>
+                <w:sz w:val="24"/>
+                <w:u w:val="none"/>
                 <w:b/>
-                <w:bCs/>
-                <w:sz w:val="24"/>
-                <w:szCs w:val="24"/>
-              </w:rPr>
-              <w:t>Pre-activities</w:t>
-            </w:r>
-            <w:r>
-              <w:rPr>
-                <w:sz w:val="24"/>
-                <w:szCs w:val="24"/>
-              </w:rPr>
-              <w:br/>
+              </w:rPr>
+              <w:t>Class Objective:</w:t>
+            </w:r>
+          </w:p>
+          <w:p>
+            <w:pPr>
+              <w:spacing w:line="360" w:lineRule="auto" w:before="0" w:after="0"/>
+            </w:pPr>
+            <w:r>
+              <w:rPr>
+                <w:rFonts w:ascii="Arial" w:hAnsi="Arial" w:eastAsia="Arial" w:cs="Arial"/>
+                <w:i w:val="0"/>
+                <w:sz w:val="24"/>
+                <w:u w:val="none"/>
+              </w:rPr>
+              <w:t>Sort device examples into input, process, and output and explain one system response.</w:t>
+            </w:r>
+          </w:p>
+          <w:p>
+            <w:pPr>
+              <w:spacing w:line="360" w:lineRule="auto" w:before="0" w:after="0"/>
+            </w:pPr>
+            <w:r>
+              <w:rPr>
+                <w:rFonts w:ascii="Arial" w:hAnsi="Arial" w:eastAsia="Arial" w:cs="Arial"/>
+                <w:b/>
+                <w:i w:val="0"/>
+                <w:sz w:val="24"/>
+                <w:u w:val="none"/>
+              </w:rPr>
+              <w:t>Pre-activities:</w:t>
+            </w:r>
+          </w:p>
+          <w:p>
+            <w:pPr>
+              <w:spacing w:line="360" w:lineRule="auto" w:before="0" w:after="0"/>
+            </w:pPr>
+            <w:r>
+              <w:rPr>
+                <w:rFonts w:ascii="Arial" w:hAnsi="Arial" w:eastAsia="Arial" w:cs="Arial"/>
+                <w:b w:val="0"/>
+                <w:i w:val="0"/>
+                <w:sz w:val="24"/>
+                <w:u w:val="none"/>
+              </w:rPr>
               <w:t>Answer a quick prompt: Name one device that reacts to the world around it, such as an automatic door, motion light, thermostat, phone brightness sensor, or school alarm.</w:t>
             </w:r>
-            <w:r>
-              <w:rPr>
-                <w:sz w:val="24"/>
-                <w:szCs w:val="24"/>
-              </w:rPr>
-              <w:br/>
-            </w:r>
-            <w:r>
-              <w:rPr>
-                <w:sz w:val="24"/>
-                <w:szCs w:val="24"/>
-              </w:rPr>
-              <w:br/>
-            </w:r>
-            <w:r>
-              <w:rPr>
+          </w:p>
+          <w:p>
+            <w:pPr>
+              <w:spacing w:line="360" w:lineRule="auto" w:before="0" w:after="0"/>
+            </w:pPr>
+            <w:r>
+              <w:rPr>
+                <w:rFonts w:ascii="Arial" w:hAnsi="Arial" w:eastAsia="Arial" w:cs="Arial"/>
                 <w:b/>
-                <w:bCs/>
-                <w:sz w:val="24"/>
-                <w:szCs w:val="24"/>
-              </w:rPr>
-              <w:t>While activities</w:t>
-            </w:r>
-            <w:r>
-              <w:rPr>
-                <w:sz w:val="24"/>
-                <w:szCs w:val="24"/>
-              </w:rPr>
-              <w:br/>
-            </w:r>
-            <w:r>
-              <w:rPr>
-                <w:sz w:val="24"/>
-                <w:szCs w:val="24"/>
-              </w:rPr>
-              <w:t xml:space="preserve">Sort 8 classroom or home devices into input, process, or output parts. For each example, justify the category and explain how the parts work together as one system response. </w:t>
-            </w:r>
-          </w:p>
-          <w:p>
-            <w:pPr>
-              <w:spacing w:line="360" w:lineRule="auto"/>
-              <w:rPr>
-                <w:sz w:val="24"/>
-                <w:szCs w:val="24"/>
-              </w:rPr>
-            </w:pPr>
-          </w:p>
-          <w:p>
-            <w:pPr>
-              <w:spacing w:line="360" w:lineRule="auto"/>
-              <w:rPr>
-                <w:sz w:val="24"/>
-                <w:szCs w:val="24"/>
-              </w:rPr>
-            </w:pPr>
-            <w:r>
-              <w:rPr>
-                <w:sz w:val="24"/>
-                <w:szCs w:val="24"/>
+                <w:i w:val="0"/>
+                <w:sz w:val="24"/>
+                <w:u w:val="none"/>
+              </w:rPr>
+              <w:t>While activities:</w:t>
+            </w:r>
+          </w:p>
+          <w:p>
+            <w:pPr>
+              <w:spacing w:line="360" w:lineRule="auto" w:before="0" w:after="0"/>
+            </w:pPr>
+            <w:r>
+              <w:rPr>
+                <w:rFonts w:ascii="Arial" w:hAnsi="Arial" w:eastAsia="Arial" w:cs="Arial"/>
+                <w:b w:val="0"/>
+                <w:i w:val="0"/>
+                <w:sz w:val="24"/>
+                <w:u w:val="none"/>
+              </w:rPr>
+              <w:t>Sort 8 classroom or home devices into input, process, or output parts.</w:t>
+            </w:r>
+          </w:p>
+          <w:p>
+            <w:pPr>
+              <w:spacing w:line="360" w:lineRule="auto" w:before="0" w:after="0"/>
+            </w:pPr>
+            <w:r>
+              <w:rPr>
+                <w:rFonts w:ascii="Arial" w:hAnsi="Arial" w:eastAsia="Arial" w:cs="Arial"/>
+                <w:b w:val="0"/>
+                <w:i w:val="0"/>
+                <w:sz w:val="24"/>
+                <w:u w:val="none"/>
+              </w:rPr>
+              <w:t>For each example, justify the category and explain how the parts work together as one system response.</w:t>
+            </w:r>
+          </w:p>
+          <w:p>
+            <w:pPr>
+              <w:spacing w:line="360" w:lineRule="auto" w:before="0" w:after="0"/>
+            </w:pPr>
+            <w:r>
+              <w:rPr>
+                <w:rFonts w:ascii="Arial" w:hAnsi="Arial" w:eastAsia="Arial" w:cs="Arial"/>
+                <w:b w:val="0"/>
+                <w:i w:val="0"/>
+                <w:sz w:val="24"/>
+                <w:u w:val="none"/>
               </w:rPr>
               <w:t>Submit your Canva file to Google Classroom.</w:t>
             </w:r>
-            <w:r>
-              <w:rPr>
-                <w:sz w:val="24"/>
-                <w:szCs w:val="24"/>
-              </w:rPr>
-              <w:br/>
-            </w:r>
-            <w:r>
-              <w:rPr>
-                <w:sz w:val="24"/>
-                <w:szCs w:val="24"/>
-              </w:rPr>
-              <w:br/>
-            </w:r>
-            <w:r>
-              <w:rPr>
+          </w:p>
+          <w:p>
+            <w:pPr>
+              <w:spacing w:line="360" w:lineRule="auto" w:before="0" w:after="0"/>
+            </w:pPr>
+            <w:r>
+              <w:rPr>
+                <w:rFonts w:ascii="Arial" w:hAnsi="Arial" w:eastAsia="Arial" w:cs="Arial"/>
                 <w:b/>
-                <w:bCs/>
-                <w:sz w:val="24"/>
-                <w:szCs w:val="24"/>
-              </w:rPr>
-              <w:t>Post activities</w:t>
-            </w:r>
-            <w:r>
-              <w:rPr>
-                <w:sz w:val="24"/>
-                <w:szCs w:val="24"/>
-              </w:rPr>
-              <w:br/>
+                <w:i w:val="0"/>
+                <w:sz w:val="24"/>
+                <w:u w:val="none"/>
+              </w:rPr>
+              <w:t>Post activities:</w:t>
+            </w:r>
+          </w:p>
+          <w:p>
+            <w:pPr>
+              <w:spacing w:line="360" w:lineRule="auto" w:before="0" w:after="0"/>
+            </w:pPr>
+            <w:r>
+              <w:rPr>
+                <w:rFonts w:ascii="Arial" w:hAnsi="Arial" w:eastAsia="Arial" w:cs="Arial"/>
+                <w:b w:val="0"/>
+                <w:i w:val="0"/>
+                <w:sz w:val="24"/>
+                <w:u w:val="none"/>
+              </w:rPr>
               <w:t>Share one sorted example and explain the system response in one sentence.</w:t>
             </w:r>
           </w:p>
@@ -824,136 +798,195 @@
               <w:bottom w:val="single" w:sz="4" w:space="0" w:color="auto"/>
               <w:right w:val="single" w:sz="4" w:space="0" w:color="auto"/>
             </w:tcBorders>
+            <w:vAlign w:val="top"/>
           </w:tcPr>
           <w:p>
             <w:pPr>
-              <w:spacing w:line="360" w:lineRule="auto"/>
-              <w:rPr>
-                <w:sz w:val="24"/>
-                <w:szCs w:val="24"/>
-              </w:rPr>
-            </w:pPr>
-            <w:r>
-              <w:rPr>
+              <w:spacing w:line="360" w:lineRule="auto" w:before="0" w:after="0"/>
+            </w:pPr>
+            <w:r>
+              <w:rPr>
+                <w:rFonts w:ascii="Arial" w:hAnsi="Arial" w:eastAsia="Arial" w:cs="Arial"/>
                 <w:b/>
-                <w:sz w:val="24"/>
-                <w:szCs w:val="24"/>
-              </w:rPr>
-              <w:t>Topic: Lab safety, system map, and core vocabulary</w:t>
-            </w:r>
-            <w:r>
-              <w:rPr>
+                <w:i w:val="0"/>
+                <w:sz w:val="24"/>
+                <w:u w:val="none"/>
+              </w:rPr>
+              <w:t xml:space="preserve">Topic: </w:t>
+            </w:r>
+            <w:r>
+              <w:rPr>
+                <w:rFonts w:ascii="Arial" w:hAnsi="Arial" w:eastAsia="Arial" w:cs="Arial"/>
+                <w:b w:val="0"/>
+                <w:i w:val="0"/>
+                <w:sz w:val="24"/>
+                <w:u w:val="none"/>
+              </w:rPr>
+              <w:t>Lab safety, system map, and core vocabulary</w:t>
+            </w:r>
+          </w:p>
+          <w:p>
+            <w:pPr>
+              <w:spacing w:line="360" w:lineRule="auto" w:before="0" w:after="0"/>
+            </w:pPr>
+            <w:r>
+              <w:rPr>
+                <w:rFonts w:ascii="Arial" w:hAnsi="Arial" w:eastAsia="Arial" w:cs="Arial"/>
+                <w:i w:val="0"/>
+                <w:sz w:val="24"/>
+                <w:u w:val="none"/>
                 <w:b/>
-                <w:sz w:val="24"/>
-                <w:szCs w:val="24"/>
-              </w:rPr>
-              <w:br/>
-            </w:r>
-            <w:r>
-              <w:rPr>
+              </w:rPr>
+              <w:t>Class Objective:</w:t>
+            </w:r>
+          </w:p>
+          <w:p>
+            <w:pPr>
+              <w:spacing w:line="360" w:lineRule="auto" w:before="0" w:after="0"/>
+            </w:pPr>
+            <w:r>
+              <w:rPr>
+                <w:rFonts w:ascii="Arial" w:hAnsi="Arial" w:eastAsia="Arial" w:cs="Arial"/>
+                <w:i w:val="0"/>
+                <w:sz w:val="24"/>
+                <w:u w:val="none"/>
+              </w:rPr>
+              <w:t>Complete core vocabulary and create a physical computing system map with input, process, output, and response.</w:t>
+            </w:r>
+          </w:p>
+          <w:p>
+            <w:pPr>
+              <w:spacing w:line="360" w:lineRule="auto" w:before="0" w:after="0"/>
+            </w:pPr>
+            <w:r>
+              <w:rPr>
+                <w:rFonts w:ascii="Arial" w:hAnsi="Arial" w:eastAsia="Arial" w:cs="Arial"/>
                 <w:b/>
-                <w:sz w:val="24"/>
-                <w:szCs w:val="24"/>
-              </w:rPr>
-              <w:br/>
-              <w:t>Pre-activities</w:t>
-            </w:r>
-            <w:r>
-              <w:rPr>
+                <w:i w:val="0"/>
+                <w:sz w:val="24"/>
+                <w:u w:val="none"/>
+              </w:rPr>
+              <w:t>Pre-activities:</w:t>
+            </w:r>
+          </w:p>
+          <w:p>
+            <w:pPr>
+              <w:spacing w:line="360" w:lineRule="auto" w:before="0" w:after="0"/>
+            </w:pPr>
+            <w:r>
+              <w:rPr>
+                <w:rFonts w:ascii="Arial" w:hAnsi="Arial" w:eastAsia="Arial" w:cs="Arial"/>
+                <w:b w:val="0"/>
+                <w:i w:val="0"/>
+                <w:sz w:val="24"/>
+                <w:u w:val="none"/>
+              </w:rPr>
+              <w:t>Review these lab rules: keep liquids away, handle parts gently, connect power last, test only in the assigned area, and clean up parts.</w:t>
+            </w:r>
+          </w:p>
+          <w:p>
+            <w:pPr>
+              <w:spacing w:line="360" w:lineRule="auto" w:before="0" w:after="0"/>
+            </w:pPr>
+            <w:r>
+              <w:rPr>
+                <w:rFonts w:ascii="Arial" w:hAnsi="Arial" w:eastAsia="Arial" w:cs="Arial"/>
+                <w:b w:val="0"/>
+                <w:i w:val="0"/>
+                <w:sz w:val="24"/>
+                <w:u w:val="none"/>
+              </w:rPr>
+              <w:t>Preview the 10 vocabulary words.</w:t>
+            </w:r>
+          </w:p>
+          <w:p>
+            <w:pPr>
+              <w:spacing w:line="360" w:lineRule="auto" w:before="0" w:after="0"/>
+            </w:pPr>
+            <w:r>
+              <w:rPr>
+                <w:rFonts w:ascii="Arial" w:hAnsi="Arial" w:eastAsia="Arial" w:cs="Arial"/>
                 <w:b/>
-                <w:sz w:val="24"/>
-                <w:szCs w:val="24"/>
-              </w:rPr>
-              <w:br/>
-            </w:r>
-            <w:r>
-              <w:rPr>
-                <w:bCs/>
-                <w:sz w:val="24"/>
-                <w:szCs w:val="24"/>
-              </w:rPr>
-              <w:t>Review these lab rules: keep liquids away, handle parts gently, connect power last, test only in the assigned area, and clean up parts. Preview the 10 vocabulary words.</w:t>
-            </w:r>
-            <w:r>
-              <w:rPr>
+                <w:i w:val="0"/>
+                <w:sz w:val="24"/>
+                <w:u w:val="none"/>
+              </w:rPr>
+              <w:t>While activities:</w:t>
+            </w:r>
+          </w:p>
+          <w:p>
+            <w:pPr>
+              <w:spacing w:line="360" w:lineRule="auto" w:before="0" w:after="0"/>
+            </w:pPr>
+            <w:r>
+              <w:rPr>
+                <w:rFonts w:ascii="Arial" w:hAnsi="Arial" w:eastAsia="Arial" w:cs="Arial"/>
+                <w:b w:val="0"/>
+                <w:i w:val="0"/>
+                <w:sz w:val="24"/>
+                <w:highlight w:val="yellow"/>
+                <w:u w:val="none"/>
+              </w:rPr>
+              <w:t>Complete Daily Grade #1: Create a vocabulary table for these 10 words: input, process, output, system, device, circuit, sketch, upload, debug, test.</w:t>
+            </w:r>
+          </w:p>
+          <w:p>
+            <w:pPr>
+              <w:spacing w:line="360" w:lineRule="auto" w:before="0" w:after="0"/>
+            </w:pPr>
+            <w:r>
+              <w:rPr>
+                <w:rFonts w:ascii="Arial" w:hAnsi="Arial" w:eastAsia="Arial" w:cs="Arial"/>
+                <w:b w:val="0"/>
+                <w:i w:val="0"/>
+                <w:sz w:val="24"/>
+                <w:u w:val="none"/>
+              </w:rPr>
+              <w:t>Create a system map for a simple electronic device, such as an automatic door or motion light, with input, process, output, state, and response arrows.</w:t>
+            </w:r>
+          </w:p>
+          <w:p>
+            <w:pPr>
+              <w:spacing w:line="360" w:lineRule="auto" w:before="0" w:after="0"/>
+            </w:pPr>
+            <w:r>
+              <w:rPr>
+                <w:rFonts w:ascii="Arial" w:hAnsi="Arial" w:eastAsia="Arial" w:cs="Arial"/>
+                <w:b w:val="0"/>
+                <w:i w:val="0"/>
+                <w:sz w:val="24"/>
+                <w:u w:val="none"/>
+              </w:rPr>
+              <w:t>Add one sentence explaining the system decision.</w:t>
+            </w:r>
+          </w:p>
+          <w:p>
+            <w:pPr>
+              <w:spacing w:line="360" w:lineRule="auto" w:before="0" w:after="0"/>
+            </w:pPr>
+            <w:r>
+              <w:rPr>
+                <w:rFonts w:ascii="Arial" w:hAnsi="Arial" w:eastAsia="Arial" w:cs="Arial"/>
                 <w:b/>
-                <w:sz w:val="24"/>
-                <w:szCs w:val="24"/>
-              </w:rPr>
-              <w:br/>
-            </w:r>
-            <w:r>
-              <w:rPr>
-                <w:b/>
-                <w:sz w:val="24"/>
-                <w:szCs w:val="24"/>
-              </w:rPr>
-              <w:br/>
-              <w:t>While activities</w:t>
-            </w:r>
-            <w:r>
-              <w:rPr>
-                <w:b/>
-                <w:sz w:val="24"/>
-                <w:szCs w:val="24"/>
-              </w:rPr>
-              <w:br/>
-            </w:r>
-            <w:r>
-              <w:rPr>
-                <w:bCs/>
-                <w:sz w:val="24"/>
-                <w:szCs w:val="24"/>
-                <w:highlight w:val="yellow"/>
-              </w:rPr>
-              <w:t>Complete Daily Grade #1: Create a vocabulary table for these 10 words: input, process, output, system, device, circuit, sketch, upload, debug, test.</w:t>
-            </w:r>
-          </w:p>
-          <w:p>
-            <w:pPr>
-              <w:spacing w:line="360" w:lineRule="auto"/>
-              <w:rPr>
-                <w:sz w:val="24"/>
-                <w:szCs w:val="24"/>
-              </w:rPr>
-            </w:pPr>
-          </w:p>
-          <w:p>
-            <w:pPr>
-              <w:spacing w:line="360" w:lineRule="auto"/>
-              <w:rPr>
-                <w:sz w:val="24"/>
-                <w:szCs w:val="24"/>
-              </w:rPr>
-            </w:pPr>
-            <w:r>
-              <w:rPr>
-                <w:sz w:val="24"/>
-                <w:szCs w:val="24"/>
-              </w:rPr>
-              <w:t>Create a system map for a simple electronic device, such as an automatic door or motion light, with input, process, output, state, and response arrows. Add one sentence explaining the system decision.</w:t>
-            </w:r>
-            <w:r>
-              <w:rPr>
-                <w:sz w:val="24"/>
-                <w:szCs w:val="24"/>
-              </w:rPr>
-              <w:br/>
-            </w:r>
-            <w:r>
-              <w:rPr>
-                <w:sz w:val="24"/>
-                <w:szCs w:val="24"/>
-              </w:rPr>
-              <w:br/>
-              <w:t>Post activities</w:t>
-            </w:r>
-            <w:r>
-              <w:rPr>
-                <w:sz w:val="24"/>
-                <w:szCs w:val="24"/>
-              </w:rPr>
-              <w:br/>
+                <w:i w:val="0"/>
+                <w:sz w:val="24"/>
+                <w:u w:val="none"/>
+              </w:rPr>
+              <w:t>Post activities:</w:t>
+            </w:r>
+          </w:p>
+          <w:p>
+            <w:pPr>
+              <w:spacing w:line="360" w:lineRule="auto" w:before="0" w:after="0"/>
+            </w:pPr>
+            <w:r>
+              <w:rPr>
+                <w:rFonts w:ascii="Arial" w:hAnsi="Arial" w:eastAsia="Arial" w:cs="Arial"/>
+                <w:b w:val="0"/>
+                <w:i w:val="0"/>
+                <w:sz w:val="24"/>
+                <w:u w:val="none"/>
+              </w:rPr>
               <w:t>Submit the system map and write one lab habit you need to practice.</w:t>
             </w:r>
           </w:p>
@@ -969,30 +1002,31 @@
               <w:bottom w:val="single" w:sz="4" w:space="0" w:color="auto"/>
               <w:right w:val="single" w:sz="4" w:space="0" w:color="auto"/>
             </w:tcBorders>
+            <w:vAlign w:val="top"/>
           </w:tcPr>
           <w:p>
             <w:pPr>
-              <w:spacing w:line="360" w:lineRule="auto"/>
-              <w:rPr>
-                <w:sz w:val="24"/>
-                <w:szCs w:val="24"/>
-              </w:rPr>
-            </w:pPr>
-            <w:r>
-              <w:rPr>
+              <w:spacing w:line="360" w:lineRule="auto" w:before="0" w:after="0"/>
+            </w:pPr>
+            <w:r>
+              <w:rPr>
+                <w:rFonts w:ascii="Arial" w:hAnsi="Arial" w:eastAsia="Arial" w:cs="Arial"/>
                 <w:b/>
-                <w:bCs/>
-                <w:sz w:val="24"/>
-                <w:szCs w:val="24"/>
-              </w:rPr>
-              <w:t>Resources:</w:t>
-            </w:r>
-            <w:r>
-              <w:rPr>
-                <w:sz w:val="24"/>
-                <w:szCs w:val="24"/>
-              </w:rPr>
-              <w:t xml:space="preserve"> Pen, pencil, technology notebook, student email and password, Google Classroom, computer, Freenove/Arduino kit, Arduino IDE, USB cable, breadboard, LEDs, resistors, system-map worksheet, projector.</w:t>
+                <w:i w:val="0"/>
+                <w:sz w:val="24"/>
+                <w:u w:val="none"/>
+              </w:rPr>
+              <w:t xml:space="preserve">Resources: </w:t>
+            </w:r>
+            <w:r>
+              <w:rPr>
+                <w:rFonts w:ascii="Arial" w:hAnsi="Arial" w:eastAsia="Arial" w:cs="Arial"/>
+                <w:b w:val="0"/>
+                <w:i w:val="0"/>
+                <w:sz w:val="24"/>
+                <w:u w:val="none"/>
+              </w:rPr>
+              <w:t>Pen, pencil, technology notebook, student's computer, email and password</w:t>
             </w:r>
           </w:p>
         </w:tc>
@@ -1005,30 +1039,31 @@
               <w:bottom w:val="single" w:sz="4" w:space="0" w:color="auto"/>
               <w:right w:val="single" w:sz="4" w:space="0" w:color="auto"/>
             </w:tcBorders>
+            <w:vAlign w:val="top"/>
           </w:tcPr>
           <w:p>
             <w:pPr>
-              <w:spacing w:line="360" w:lineRule="auto"/>
-              <w:rPr>
-                <w:sz w:val="24"/>
-                <w:szCs w:val="24"/>
-              </w:rPr>
-            </w:pPr>
-            <w:r>
-              <w:rPr>
+              <w:spacing w:line="360" w:lineRule="auto" w:before="0" w:after="0"/>
+            </w:pPr>
+            <w:r>
+              <w:rPr>
+                <w:rFonts w:ascii="Arial" w:hAnsi="Arial" w:eastAsia="Arial" w:cs="Arial"/>
                 <w:b/>
-                <w:bCs/>
-                <w:sz w:val="24"/>
-                <w:szCs w:val="24"/>
-              </w:rPr>
-              <w:t>Resources:</w:t>
-            </w:r>
-            <w:r>
-              <w:rPr>
-                <w:sz w:val="24"/>
-                <w:szCs w:val="24"/>
-              </w:rPr>
-              <w:t xml:space="preserve"> Pen, pencil, technology notebook, student email and password, Google Classroom, computer, Freenove/Arduino kit, Arduino IDE, USB cable, breadboard, LEDs, resistors, system-map worksheet, projector.</w:t>
+                <w:i w:val="0"/>
+                <w:sz w:val="24"/>
+                <w:u w:val="none"/>
+              </w:rPr>
+              <w:t xml:space="preserve">Resources: </w:t>
+            </w:r>
+            <w:r>
+              <w:rPr>
+                <w:rFonts w:ascii="Arial" w:hAnsi="Arial" w:eastAsia="Arial" w:cs="Arial"/>
+                <w:b w:val="0"/>
+                <w:i w:val="0"/>
+                <w:sz w:val="24"/>
+                <w:u w:val="none"/>
+              </w:rPr>
+              <w:t>Pen, pencil, technology notebook, student's computer, email and password</w:t>
             </w:r>
           </w:p>
         </w:tc>
@@ -1044,23 +1079,20 @@
               <w:right w:val="single" w:sz="4" w:space="0" w:color="auto"/>
             </w:tcBorders>
             <w:shd w:val="clear" w:color="auto" w:fill="A8D08D"/>
+            <w:vAlign w:val="center"/>
           </w:tcPr>
           <w:p>
             <w:pPr>
-              <w:spacing w:line="360" w:lineRule="auto"/>
-              <w:rPr>
+              <w:jc w:val="center"/>
+              <w:spacing w:line="360" w:lineRule="auto" w:before="0" w:after="0"/>
+            </w:pPr>
+            <w:r>
+              <w:rPr>
+                <w:rFonts w:ascii="Arial" w:hAnsi="Arial" w:eastAsia="Arial" w:cs="Arial"/>
                 <w:b/>
-                <w:bCs/>
-                <w:sz w:val="24"/>
-                <w:szCs w:val="24"/>
-              </w:rPr>
-            </w:pPr>
-            <w:r>
-              <w:rPr>
-                <w:b/>
-                <w:bCs/>
-                <w:sz w:val="24"/>
-                <w:szCs w:val="24"/>
+                <w:i w:val="0"/>
+                <w:sz w:val="24"/>
+                <w:u w:val="none"/>
               </w:rPr>
               <w:t>9A, 9B day – 45min – March - Week 2</w:t>
             </w:r>
@@ -1076,23 +1108,20 @@
               <w:right w:val="single" w:sz="4" w:space="0" w:color="auto"/>
             </w:tcBorders>
             <w:shd w:val="clear" w:color="auto" w:fill="A8D08D"/>
+            <w:vAlign w:val="center"/>
           </w:tcPr>
           <w:p>
             <w:pPr>
-              <w:spacing w:line="360" w:lineRule="auto"/>
-              <w:rPr>
+              <w:jc w:val="center"/>
+              <w:spacing w:line="360" w:lineRule="auto" w:before="0" w:after="0"/>
+            </w:pPr>
+            <w:r>
+              <w:rPr>
+                <w:rFonts w:ascii="Arial" w:hAnsi="Arial" w:eastAsia="Arial" w:cs="Arial"/>
                 <w:b/>
-                <w:bCs/>
-                <w:sz w:val="24"/>
-                <w:szCs w:val="24"/>
-              </w:rPr>
-            </w:pPr>
-            <w:r>
-              <w:rPr>
-                <w:b/>
-                <w:bCs/>
-                <w:sz w:val="24"/>
-                <w:szCs w:val="24"/>
+                <w:i w:val="0"/>
+                <w:sz w:val="24"/>
+                <w:u w:val="none"/>
               </w:rPr>
               <w:t>9A, 9B day – 90 min – March - Week 2</w:t>
             </w:r>
@@ -1109,201 +1138,240 @@
               <w:bottom w:val="single" w:sz="4" w:space="0" w:color="auto"/>
               <w:right w:val="single" w:sz="4" w:space="0" w:color="auto"/>
             </w:tcBorders>
+            <w:vAlign w:val="top"/>
           </w:tcPr>
           <w:p>
             <w:pPr>
-              <w:spacing w:line="360" w:lineRule="auto"/>
-              <w:rPr>
-                <w:sz w:val="24"/>
-                <w:szCs w:val="24"/>
-              </w:rPr>
-            </w:pPr>
-            <w:r>
-              <w:rPr>
+              <w:spacing w:line="360" w:lineRule="auto" w:before="0" w:after="0"/>
+            </w:pPr>
+            <w:r>
+              <w:rPr>
+                <w:rFonts w:ascii="Arial" w:hAnsi="Arial" w:eastAsia="Arial" w:cs="Arial"/>
                 <w:b/>
-                <w:bCs/>
-                <w:sz w:val="24"/>
-                <w:szCs w:val="24"/>
-              </w:rPr>
-              <w:lastRenderedPageBreak/>
-              <w:t>Topic</w:t>
-            </w:r>
-            <w:r>
-              <w:rPr>
-                <w:sz w:val="24"/>
-                <w:szCs w:val="24"/>
-              </w:rPr>
-              <w:t>:</w:t>
-            </w:r>
-            <w:r>
-              <w:rPr>
-                <w:sz w:val="24"/>
-                <w:szCs w:val="24"/>
-              </w:rPr>
-              <w:t xml:space="preserve"> </w:t>
-            </w:r>
-            <w:r>
-              <w:rPr>
-                <w:sz w:val="24"/>
-                <w:szCs w:val="24"/>
+                <w:i w:val="0"/>
+                <w:sz w:val="24"/>
+                <w:u w:val="none"/>
+              </w:rPr>
+              <w:t xml:space="preserve">Topic: </w:t>
+            </w:r>
+            <w:r>
+              <w:rPr>
+                <w:rFonts w:ascii="Arial" w:hAnsi="Arial" w:eastAsia="Arial" w:cs="Arial"/>
+                <w:b w:val="0"/>
+                <w:i w:val="0"/>
+                <w:sz w:val="24"/>
+                <w:u w:val="none"/>
               </w:rPr>
               <w:t>Digital and analog signals</w:t>
             </w:r>
-            <w:r>
-              <w:rPr>
-                <w:sz w:val="24"/>
-                <w:szCs w:val="24"/>
-              </w:rPr>
-              <w:br/>
-            </w:r>
-            <w:r>
-              <w:rPr>
-                <w:sz w:val="24"/>
-                <w:szCs w:val="24"/>
-              </w:rPr>
-              <w:br/>
-            </w:r>
-            <w:r>
-              <w:rPr>
+          </w:p>
+          <w:p>
+            <w:pPr>
+              <w:spacing w:line="360" w:lineRule="auto" w:before="0" w:after="0"/>
+            </w:pPr>
+            <w:r>
+              <w:rPr>
+                <w:rFonts w:ascii="Arial" w:hAnsi="Arial" w:eastAsia="Arial" w:cs="Arial"/>
+                <w:i w:val="0"/>
+                <w:sz w:val="24"/>
+                <w:u w:val="none"/>
                 <w:b/>
-                <w:bCs/>
-                <w:sz w:val="24"/>
-                <w:szCs w:val="24"/>
-              </w:rPr>
-              <w:t>Pre-activities</w:t>
-            </w:r>
-            <w:r>
-              <w:rPr>
-                <w:sz w:val="24"/>
-                <w:szCs w:val="24"/>
-              </w:rPr>
-              <w:br/>
+              </w:rPr>
+              <w:t>Class Objective:</w:t>
+            </w:r>
+          </w:p>
+          <w:p>
+            <w:pPr>
+              <w:spacing w:line="360" w:lineRule="auto" w:before="0" w:after="0"/>
+            </w:pPr>
+            <w:r>
+              <w:rPr>
+                <w:rFonts w:ascii="Arial" w:hAnsi="Arial" w:eastAsia="Arial" w:cs="Arial"/>
+                <w:i w:val="0"/>
+                <w:sz w:val="24"/>
+                <w:u w:val="none"/>
+              </w:rPr>
+              <w:t>Compare digital and analog signals and create an input-process-output diagram for a physical computing system.</w:t>
+            </w:r>
+          </w:p>
+          <w:p>
+            <w:pPr>
+              <w:spacing w:line="360" w:lineRule="auto" w:before="0" w:after="0"/>
+            </w:pPr>
+            <w:r>
+              <w:rPr>
+                <w:rFonts w:ascii="Arial" w:hAnsi="Arial" w:eastAsia="Arial" w:cs="Arial"/>
+                <w:b/>
+                <w:i w:val="0"/>
+                <w:sz w:val="24"/>
+                <w:u w:val="none"/>
+              </w:rPr>
+              <w:t>Pre-activities:</w:t>
+            </w:r>
+          </w:p>
+          <w:p>
+            <w:pPr>
+              <w:spacing w:line="360" w:lineRule="auto" w:before="0" w:after="0"/>
+            </w:pPr>
+            <w:r>
+              <w:rPr>
+                <w:rFonts w:ascii="Arial" w:hAnsi="Arial" w:eastAsia="Arial" w:cs="Arial"/>
+                <w:b w:val="0"/>
+                <w:i w:val="0"/>
+                <w:sz w:val="24"/>
+                <w:u w:val="none"/>
+              </w:rPr>
               <w:t>Review Week 2 practice vocabulary (part 1).</w:t>
             </w:r>
-            <w:r>
-              <w:rPr>
-                <w:sz w:val="24"/>
-                <w:szCs w:val="24"/>
-              </w:rPr>
-              <w:br/>
+          </w:p>
+          <w:p>
+            <w:pPr>
+              <w:spacing w:line="360" w:lineRule="auto" w:before="0" w:after="0"/>
+            </w:pPr>
+            <w:r>
+              <w:rPr>
+                <w:rFonts w:ascii="Arial" w:hAnsi="Arial" w:eastAsia="Arial" w:cs="Arial"/>
+                <w:b w:val="0"/>
+                <w:i w:val="0"/>
+                <w:sz w:val="24"/>
+                <w:u w:val="none"/>
+              </w:rPr>
               <w:t>digital: Using clear separate values, like on or off</w:t>
             </w:r>
-            <w:r>
-              <w:rPr>
-                <w:sz w:val="24"/>
-                <w:szCs w:val="24"/>
-              </w:rPr>
-              <w:br/>
+          </w:p>
+          <w:p>
+            <w:pPr>
+              <w:spacing w:line="360" w:lineRule="auto" w:before="0" w:after="0"/>
+            </w:pPr>
+            <w:r>
+              <w:rPr>
+                <w:rFonts w:ascii="Arial" w:hAnsi="Arial" w:eastAsia="Arial" w:cs="Arial"/>
+                <w:b w:val="0"/>
+                <w:i w:val="0"/>
+                <w:sz w:val="24"/>
+                <w:u w:val="none"/>
+              </w:rPr>
               <w:t>analog: Using values that can change smoothly</w:t>
             </w:r>
-            <w:r>
-              <w:rPr>
-                <w:sz w:val="24"/>
-                <w:szCs w:val="24"/>
-              </w:rPr>
-              <w:br/>
+          </w:p>
+          <w:p>
+            <w:pPr>
+              <w:spacing w:line="360" w:lineRule="auto" w:before="0" w:after="0"/>
+            </w:pPr>
+            <w:r>
+              <w:rPr>
+                <w:rFonts w:ascii="Arial" w:hAnsi="Arial" w:eastAsia="Arial" w:cs="Arial"/>
+                <w:b w:val="0"/>
+                <w:i w:val="0"/>
+                <w:sz w:val="24"/>
+                <w:u w:val="none"/>
+              </w:rPr>
               <w:t>signal: A sign or message sent by a system</w:t>
             </w:r>
-            <w:r>
-              <w:rPr>
-                <w:sz w:val="24"/>
-                <w:szCs w:val="24"/>
-              </w:rPr>
-              <w:br/>
+          </w:p>
+          <w:p>
+            <w:pPr>
+              <w:spacing w:line="360" w:lineRule="auto" w:before="0" w:after="0"/>
+            </w:pPr>
+            <w:r>
+              <w:rPr>
+                <w:rFonts w:ascii="Arial" w:hAnsi="Arial" w:eastAsia="Arial" w:cs="Arial"/>
+                <w:b w:val="0"/>
+                <w:i w:val="0"/>
+                <w:sz w:val="24"/>
+                <w:u w:val="none"/>
+              </w:rPr>
               <w:t>LED: A small light that a program can control</w:t>
             </w:r>
           </w:p>
           <w:p>
             <w:pPr>
-              <w:spacing w:line="360" w:lineRule="auto"/>
-              <w:rPr>
-                <w:sz w:val="24"/>
-                <w:szCs w:val="24"/>
-              </w:rPr>
-            </w:pPr>
-            <w:r>
-              <w:rPr>
-                <w:sz w:val="24"/>
-                <w:szCs w:val="24"/>
-              </w:rPr>
-              <w:br/>
+              <w:spacing w:line="360" w:lineRule="auto" w:before="0" w:after="0"/>
+            </w:pPr>
+            <w:r>
+              <w:rPr>
+                <w:rFonts w:ascii="Arial" w:hAnsi="Arial" w:eastAsia="Arial" w:cs="Arial"/>
+                <w:b w:val="0"/>
+                <w:i w:val="0"/>
+                <w:sz w:val="24"/>
+                <w:u w:val="none"/>
+              </w:rPr>
               <w:t>Compare two examples: a light switch and a volume knob.</w:t>
             </w:r>
-            <w:r>
-              <w:rPr>
-                <w:sz w:val="24"/>
-                <w:szCs w:val="24"/>
-              </w:rPr>
-              <w:br/>
-            </w:r>
-            <w:r>
-              <w:rPr>
-                <w:sz w:val="24"/>
-                <w:szCs w:val="24"/>
-              </w:rPr>
-              <w:br/>
-            </w:r>
-            <w:r>
-              <w:rPr>
+          </w:p>
+          <w:p>
+            <w:pPr>
+              <w:spacing w:line="360" w:lineRule="auto" w:before="0" w:after="0"/>
+            </w:pPr>
+            <w:r>
+              <w:rPr>
+                <w:rFonts w:ascii="Arial" w:hAnsi="Arial" w:eastAsia="Arial" w:cs="Arial"/>
                 <w:b/>
-                <w:bCs/>
-                <w:sz w:val="24"/>
-                <w:szCs w:val="24"/>
-              </w:rPr>
-              <w:t>While activities</w:t>
-            </w:r>
-            <w:r>
-              <w:rPr>
-                <w:sz w:val="24"/>
-                <w:szCs w:val="24"/>
-              </w:rPr>
-              <w:br/>
-              <w:t>Create an input-process-output diagram for one physical computing system, such as a smart lamp, automatic door, or classroom alarm. Include 2 inputs, 1 process, 2 outputs, and a 2-sentence explanation of how the system reacts.</w:t>
-            </w:r>
-            <w:r>
-              <w:rPr>
-                <w:sz w:val="24"/>
-                <w:szCs w:val="24"/>
-              </w:rPr>
-              <w:br/>
-            </w:r>
-            <w:r>
-              <w:rPr>
-                <w:sz w:val="24"/>
-                <w:szCs w:val="24"/>
-              </w:rPr>
-              <w:br/>
-            </w:r>
-            <w:r>
-              <w:rPr>
+                <w:i w:val="0"/>
+                <w:sz w:val="24"/>
+                <w:u w:val="none"/>
+              </w:rPr>
+              <w:t>While activities:</w:t>
+            </w:r>
+          </w:p>
+          <w:p>
+            <w:pPr>
+              <w:spacing w:line="360" w:lineRule="auto" w:before="0" w:after="0"/>
+            </w:pPr>
+            <w:r>
+              <w:rPr>
+                <w:rFonts w:ascii="Arial" w:hAnsi="Arial" w:eastAsia="Arial" w:cs="Arial"/>
+                <w:b w:val="0"/>
+                <w:i w:val="0"/>
+                <w:sz w:val="24"/>
+                <w:u w:val="none"/>
+              </w:rPr>
+              <w:t>Create an input-process-output diagram for one physical computing system, such as a smart lamp, automatic door, or classroom alarm.</w:t>
+            </w:r>
+          </w:p>
+          <w:p>
+            <w:pPr>
+              <w:spacing w:line="360" w:lineRule="auto" w:before="0" w:after="0"/>
+            </w:pPr>
+            <w:r>
+              <w:rPr>
+                <w:rFonts w:ascii="Arial" w:hAnsi="Arial" w:eastAsia="Arial" w:cs="Arial"/>
+                <w:b w:val="0"/>
+                <w:i w:val="0"/>
+                <w:sz w:val="24"/>
+                <w:u w:val="none"/>
+              </w:rPr>
+              <w:t>Include 2 inputs, 1 process, 2 outputs, and a 2-sentence explanation of how the system reacts.</w:t>
+            </w:r>
+          </w:p>
+          <w:p>
+            <w:pPr>
+              <w:spacing w:line="360" w:lineRule="auto" w:before="0" w:after="0"/>
+            </w:pPr>
+            <w:r>
+              <w:rPr>
+                <w:rFonts w:ascii="Arial" w:hAnsi="Arial" w:eastAsia="Arial" w:cs="Arial"/>
                 <w:b/>
-                <w:bCs/>
-                <w:sz w:val="24"/>
-                <w:szCs w:val="24"/>
-              </w:rPr>
-              <w:t>Post activities</w:t>
-            </w:r>
-            <w:r>
-              <w:rPr>
-                <w:sz w:val="24"/>
-                <w:szCs w:val="24"/>
-              </w:rPr>
-              <w:br/>
-              <w:t xml:space="preserve">Compare your diagram with a partner and correct </w:t>
-            </w:r>
-            <w:r>
-              <w:rPr>
-                <w:sz w:val="24"/>
-                <w:szCs w:val="24"/>
-              </w:rPr>
-              <w:t>any</w:t>
-            </w:r>
-            <w:r>
-              <w:rPr>
-                <w:sz w:val="24"/>
-                <w:szCs w:val="24"/>
-              </w:rPr>
-              <w:t xml:space="preserve"> unclear label.</w:t>
+                <w:i w:val="0"/>
+                <w:sz w:val="24"/>
+                <w:u w:val="none"/>
+              </w:rPr>
+              <w:t>Post activities:</w:t>
+            </w:r>
+          </w:p>
+          <w:p>
+            <w:pPr>
+              <w:spacing w:line="360" w:lineRule="auto" w:before="0" w:after="0"/>
+            </w:pPr>
+            <w:r>
+              <w:rPr>
+                <w:rFonts w:ascii="Arial" w:hAnsi="Arial" w:eastAsia="Arial" w:cs="Arial"/>
+                <w:b w:val="0"/>
+                <w:i w:val="0"/>
+                <w:sz w:val="24"/>
+                <w:u w:val="none"/>
+              </w:rPr>
+              <w:t>Compare your diagram with a partner and correct any unclear label.</w:t>
             </w:r>
           </w:p>
         </w:tc>
@@ -1316,229 +1384,284 @@
               <w:bottom w:val="single" w:sz="4" w:space="0" w:color="auto"/>
               <w:right w:val="single" w:sz="4" w:space="0" w:color="auto"/>
             </w:tcBorders>
+            <w:vAlign w:val="top"/>
           </w:tcPr>
           <w:p>
             <w:pPr>
-              <w:spacing w:line="360" w:lineRule="auto"/>
-              <w:rPr>
-                <w:sz w:val="24"/>
-                <w:szCs w:val="24"/>
-              </w:rPr>
-            </w:pPr>
-            <w:r>
-              <w:rPr>
+              <w:spacing w:line="360" w:lineRule="auto" w:before="0" w:after="0"/>
+            </w:pPr>
+            <w:r>
+              <w:rPr>
+                <w:rFonts w:ascii="Arial" w:hAnsi="Arial" w:eastAsia="Arial" w:cs="Arial"/>
                 <w:b/>
-                <w:bCs/>
-                <w:sz w:val="24"/>
-                <w:szCs w:val="24"/>
-              </w:rPr>
-              <w:t>Topic:</w:t>
-            </w:r>
-            <w:r>
-              <w:rPr>
+                <w:i w:val="0"/>
+                <w:sz w:val="24"/>
+                <w:u w:val="none"/>
+              </w:rPr>
+              <w:t xml:space="preserve">Topic: </w:t>
+            </w:r>
+            <w:r>
+              <w:rPr>
+                <w:rFonts w:ascii="Arial" w:hAnsi="Arial" w:eastAsia="Arial" w:cs="Arial"/>
+                <w:b w:val="0"/>
+                <w:i w:val="0"/>
+                <w:sz w:val="24"/>
+                <w:u w:val="none"/>
+              </w:rPr>
+              <w:t>LED blink and core vocabulary and program structure</w:t>
+            </w:r>
+          </w:p>
+          <w:p>
+            <w:pPr>
+              <w:spacing w:line="360" w:lineRule="auto" w:before="0" w:after="0"/>
+            </w:pPr>
+            <w:r>
+              <w:rPr>
+                <w:rFonts w:ascii="Arial" w:hAnsi="Arial" w:eastAsia="Arial" w:cs="Arial"/>
+                <w:i w:val="0"/>
+                <w:sz w:val="24"/>
+                <w:u w:val="none"/>
                 <w:b/>
-                <w:bCs/>
-                <w:sz w:val="24"/>
-                <w:szCs w:val="24"/>
-              </w:rPr>
-              <w:t xml:space="preserve"> </w:t>
-            </w:r>
-            <w:r>
-              <w:rPr>
-                <w:sz w:val="24"/>
-                <w:szCs w:val="24"/>
-              </w:rPr>
-              <w:t>LED blink and core vocabulary and program structure</w:t>
-            </w:r>
-            <w:r>
-              <w:rPr>
-                <w:sz w:val="24"/>
-                <w:szCs w:val="24"/>
-              </w:rPr>
-              <w:br/>
-            </w:r>
-            <w:r>
-              <w:rPr>
-                <w:sz w:val="24"/>
-                <w:szCs w:val="24"/>
-              </w:rPr>
-              <w:br/>
-            </w:r>
-            <w:r>
-              <w:rPr>
+              </w:rPr>
+              <w:t>Class Objective:</w:t>
+            </w:r>
+          </w:p>
+          <w:p>
+            <w:pPr>
+              <w:spacing w:line="360" w:lineRule="auto" w:before="0" w:after="0"/>
+            </w:pPr>
+            <w:r>
+              <w:rPr>
+                <w:rFonts w:ascii="Arial" w:hAnsi="Arial" w:eastAsia="Arial" w:cs="Arial"/>
+                <w:i w:val="0"/>
+                <w:sz w:val="24"/>
+                <w:u w:val="none"/>
+              </w:rPr>
+              <w:t>Upload and modify a blink program, test delay values, and explain how delay changes LED behavior.</w:t>
+            </w:r>
+          </w:p>
+          <w:p>
+            <w:pPr>
+              <w:spacing w:line="360" w:lineRule="auto" w:before="0" w:after="0"/>
+            </w:pPr>
+            <w:r>
+              <w:rPr>
+                <w:rFonts w:ascii="Arial" w:hAnsi="Arial" w:eastAsia="Arial" w:cs="Arial"/>
                 <w:b/>
-                <w:bCs/>
-                <w:sz w:val="24"/>
-                <w:szCs w:val="24"/>
-              </w:rPr>
-              <w:t>Pre-activities</w:t>
-            </w:r>
-            <w:r>
-              <w:rPr>
+                <w:i w:val="0"/>
+                <w:sz w:val="24"/>
+                <w:u w:val="none"/>
+              </w:rPr>
+              <w:t>Pre-activities:</w:t>
+            </w:r>
+          </w:p>
+          <w:p>
+            <w:pPr>
+              <w:spacing w:line="360" w:lineRule="auto" w:before="0" w:after="0"/>
+            </w:pPr>
+            <w:r>
+              <w:rPr>
+                <w:rFonts w:ascii="Arial" w:hAnsi="Arial" w:eastAsia="Arial" w:cs="Arial"/>
+                <w:b w:val="0"/>
+                <w:i w:val="0"/>
+                <w:sz w:val="24"/>
+                <w:u w:val="none"/>
+              </w:rPr>
+              <w:t>Review Week 2 practice vocabulary (part 2).</w:t>
+            </w:r>
+          </w:p>
+          <w:p>
+            <w:pPr>
+              <w:spacing w:line="360" w:lineRule="auto" w:before="0" w:after="0"/>
+            </w:pPr>
+            <w:r>
+              <w:rPr>
+                <w:rFonts w:ascii="Arial" w:hAnsi="Arial" w:eastAsia="Arial" w:cs="Arial"/>
+                <w:b w:val="0"/>
+                <w:i w:val="0"/>
+                <w:sz w:val="24"/>
+                <w:u w:val="none"/>
+              </w:rPr>
+              <w:t>blink: To turn on and off</w:t>
+            </w:r>
+          </w:p>
+          <w:p>
+            <w:pPr>
+              <w:spacing w:line="360" w:lineRule="auto" w:before="0" w:after="0"/>
+            </w:pPr>
+            <w:r>
+              <w:rPr>
+                <w:rFonts w:ascii="Arial" w:hAnsi="Arial" w:eastAsia="Arial" w:cs="Arial"/>
+                <w:b w:val="0"/>
+                <w:i w:val="0"/>
+                <w:sz w:val="24"/>
+                <w:u w:val="none"/>
+              </w:rPr>
+              <w:t>setup: The part of a program that runs first</w:t>
+            </w:r>
+          </w:p>
+          <w:p>
+            <w:pPr>
+              <w:spacing w:line="360" w:lineRule="auto" w:before="0" w:after="0"/>
+            </w:pPr>
+            <w:r>
+              <w:rPr>
+                <w:rFonts w:ascii="Arial" w:hAnsi="Arial" w:eastAsia="Arial" w:cs="Arial"/>
+                <w:b w:val="0"/>
+                <w:i w:val="0"/>
+                <w:sz w:val="24"/>
+                <w:u w:val="none"/>
+              </w:rPr>
+              <w:t>loop: Code that repeats</w:t>
+            </w:r>
+          </w:p>
+          <w:p>
+            <w:pPr>
+              <w:spacing w:line="360" w:lineRule="auto" w:before="0" w:after="0"/>
+            </w:pPr>
+            <w:r>
+              <w:rPr>
+                <w:rFonts w:ascii="Arial" w:hAnsi="Arial" w:eastAsia="Arial" w:cs="Arial"/>
+                <w:b w:val="0"/>
+                <w:i w:val="0"/>
+                <w:sz w:val="24"/>
+                <w:u w:val="none"/>
+              </w:rPr>
+              <w:t>delay: A pause in a program</w:t>
+            </w:r>
+          </w:p>
+          <w:p>
+            <w:pPr>
+              <w:spacing w:line="360" w:lineRule="auto" w:before="0" w:after="0"/>
+            </w:pPr>
+            <w:r>
+              <w:rPr>
+                <w:rFonts w:ascii="Arial" w:hAnsi="Arial" w:eastAsia="Arial" w:cs="Arial"/>
+                <w:b w:val="0"/>
+                <w:i w:val="0"/>
+                <w:sz w:val="24"/>
+                <w:u w:val="none"/>
+              </w:rPr>
+              <w:t>Predict what happens when a delay value gets larger or smaller.</w:t>
+            </w:r>
+          </w:p>
+          <w:p>
+            <w:pPr>
+              <w:spacing w:line="360" w:lineRule="auto" w:before="0" w:after="0"/>
+            </w:pPr>
+            <w:r>
+              <w:rPr>
+                <w:rFonts w:ascii="Arial" w:hAnsi="Arial" w:eastAsia="Arial" w:cs="Arial"/>
                 <w:b/>
-                <w:bCs/>
-                <w:sz w:val="24"/>
-                <w:szCs w:val="24"/>
-              </w:rPr>
-              <w:br/>
-            </w:r>
-            <w:r>
-              <w:rPr>
-                <w:sz w:val="24"/>
-                <w:szCs w:val="24"/>
-              </w:rPr>
-              <w:t>Review Week 2 practice vocabulary (part 2).</w:t>
-            </w:r>
-            <w:r>
-              <w:rPr>
-                <w:sz w:val="24"/>
-                <w:szCs w:val="24"/>
-              </w:rPr>
-              <w:br/>
-              <w:t>blink: To turn on and off</w:t>
-            </w:r>
-            <w:r>
-              <w:rPr>
-                <w:sz w:val="24"/>
-                <w:szCs w:val="24"/>
-              </w:rPr>
-              <w:br/>
-              <w:t>setup: The part of a program that runs first</w:t>
-            </w:r>
-            <w:r>
-              <w:rPr>
-                <w:sz w:val="24"/>
-                <w:szCs w:val="24"/>
-              </w:rPr>
-              <w:br/>
-              <w:t>loop: Code that repeats</w:t>
-            </w:r>
-            <w:r>
-              <w:rPr>
-                <w:sz w:val="24"/>
-                <w:szCs w:val="24"/>
-              </w:rPr>
-              <w:br/>
-              <w:t>delay: A pause in a program</w:t>
-            </w:r>
-            <w:r>
-              <w:rPr>
-                <w:sz w:val="24"/>
-                <w:szCs w:val="24"/>
-              </w:rPr>
-              <w:br/>
-              <w:t>Predict what happens when a delay value gets larger or smaller.</w:t>
-            </w:r>
-            <w:r>
-              <w:rPr>
-                <w:sz w:val="24"/>
-                <w:szCs w:val="24"/>
-              </w:rPr>
-              <w:br/>
-            </w:r>
-            <w:r>
-              <w:rPr>
-                <w:sz w:val="24"/>
-                <w:szCs w:val="24"/>
-              </w:rPr>
-              <w:br/>
-            </w:r>
-            <w:r>
-              <w:rPr>
+                <w:i w:val="0"/>
+                <w:sz w:val="24"/>
+                <w:u w:val="none"/>
+              </w:rPr>
+              <w:t>While activities:</w:t>
+            </w:r>
+          </w:p>
+          <w:p>
+            <w:pPr>
+              <w:spacing w:line="360" w:lineRule="auto" w:before="0" w:after="0"/>
+            </w:pPr>
+            <w:r>
+              <w:rPr>
+                <w:rFonts w:ascii="Arial" w:hAnsi="Arial" w:eastAsia="Arial" w:cs="Arial"/>
+                <w:b w:val="0"/>
+                <w:i w:val="0"/>
+                <w:sz w:val="24"/>
+                <w:u w:val="none"/>
+              </w:rPr>
+              <w:t>Use your vocabulary table as a technical reference while testing the LED program.</w:t>
+            </w:r>
+          </w:p>
+          <w:p>
+            <w:pPr>
+              <w:spacing w:line="360" w:lineRule="auto" w:before="0" w:after="0"/>
+            </w:pPr>
+            <w:r>
+              <w:rPr>
+                <w:rFonts w:ascii="Arial" w:hAnsi="Arial" w:eastAsia="Arial" w:cs="Arial"/>
+                <w:b w:val="0"/>
+                <w:i w:val="0"/>
+                <w:sz w:val="24"/>
+                <w:u w:val="none"/>
+              </w:rPr>
+              <w:t>Upload and run the basic blink program found in Google Classroom.</w:t>
+            </w:r>
+          </w:p>
+          <w:p>
+            <w:pPr>
+              <w:spacing w:line="360" w:lineRule="auto" w:before="0" w:after="0"/>
+            </w:pPr>
+            <w:r>
+              <w:rPr>
+                <w:rFonts w:ascii="Arial" w:hAnsi="Arial" w:eastAsia="Arial" w:cs="Arial"/>
+                <w:b w:val="0"/>
+                <w:i w:val="0"/>
+                <w:sz w:val="24"/>
+                <w:u w:val="none"/>
+              </w:rPr>
+              <w:t>Identify setup, loop, comments, output pin, and delay, then predict the effect of one code change before testing it.</w:t>
+            </w:r>
+          </w:p>
+          <w:p>
+            <w:pPr>
+              <w:spacing w:line="360" w:lineRule="auto" w:before="0" w:after="0"/>
+            </w:pPr>
+            <w:r>
+              <w:rPr>
+                <w:rFonts w:ascii="Arial" w:hAnsi="Arial" w:eastAsia="Arial" w:cs="Arial"/>
+                <w:b w:val="0"/>
+                <w:i w:val="0"/>
+                <w:sz w:val="24"/>
+                <w:u w:val="none"/>
+              </w:rPr>
+              <w:t>Modify delay values three times, such as 200 ms, 500 ms, and 1000 ms.</w:t>
+            </w:r>
+          </w:p>
+          <w:p>
+            <w:pPr>
+              <w:spacing w:line="360" w:lineRule="auto" w:before="0" w:after="0"/>
+            </w:pPr>
+            <w:r>
+              <w:rPr>
+                <w:rFonts w:ascii="Arial" w:hAnsi="Arial" w:eastAsia="Arial" w:cs="Arial"/>
+                <w:b w:val="0"/>
+                <w:i w:val="0"/>
+                <w:sz w:val="24"/>
+                <w:u w:val="none"/>
+              </w:rPr>
+              <w:t>Record expected behavior, actual behavior, and one conclusion in the test table from Google Classroom.</w:t>
+            </w:r>
+          </w:p>
+          <w:p>
+            <w:pPr>
+              <w:spacing w:line="360" w:lineRule="auto" w:before="0" w:after="0"/>
+            </w:pPr>
+            <w:r>
+              <w:rPr>
+                <w:rFonts w:ascii="Arial" w:hAnsi="Arial" w:eastAsia="Arial" w:cs="Arial"/>
                 <w:b/>
-                <w:bCs/>
-                <w:sz w:val="24"/>
-                <w:szCs w:val="24"/>
-              </w:rPr>
-              <w:t>While activities</w:t>
-            </w:r>
-          </w:p>
-          <w:p>
-            <w:pPr>
-              <w:spacing w:line="360" w:lineRule="auto"/>
-              <w:rPr>
-                <w:sz w:val="24"/>
-                <w:szCs w:val="24"/>
-              </w:rPr>
-            </w:pPr>
-          </w:p>
-          <w:p>
-            <w:pPr>
-              <w:spacing w:line="360" w:lineRule="auto"/>
-              <w:rPr>
-                <w:sz w:val="24"/>
-                <w:szCs w:val="24"/>
-              </w:rPr>
-            </w:pPr>
-            <w:r>
-              <w:rPr>
-                <w:sz w:val="24"/>
-                <w:szCs w:val="24"/>
-              </w:rPr>
-              <w:t>Use your vocabulary table as a technical reference while testing the LED program.</w:t>
-            </w:r>
-          </w:p>
-          <w:p>
-            <w:pPr>
-              <w:spacing w:line="360" w:lineRule="auto"/>
-              <w:rPr>
-                <w:sz w:val="24"/>
-                <w:szCs w:val="24"/>
-              </w:rPr>
-            </w:pPr>
-            <w:r>
-              <w:rPr>
-                <w:sz w:val="24"/>
-                <w:szCs w:val="24"/>
-              </w:rPr>
-              <w:t>Upload and run the basic blink program found in Google Classroom. Identify setup, loop, comments, output pin, and delay, then predict the effect of one code change before testing it.</w:t>
-            </w:r>
-          </w:p>
-          <w:p>
-            <w:pPr>
-              <w:spacing w:line="360" w:lineRule="auto"/>
-              <w:rPr>
-                <w:sz w:val="24"/>
-                <w:szCs w:val="24"/>
-              </w:rPr>
-            </w:pPr>
-          </w:p>
-          <w:p>
-            <w:pPr>
-              <w:spacing w:line="360" w:lineRule="auto"/>
-              <w:rPr>
-                <w:sz w:val="24"/>
-                <w:szCs w:val="24"/>
-              </w:rPr>
-            </w:pPr>
-            <w:r>
-              <w:rPr>
-                <w:sz w:val="24"/>
-                <w:szCs w:val="24"/>
-              </w:rPr>
-              <w:t>Modify delay values three times, such as 200 ms, 500 ms, and 1000 ms. Record expected behavior, actual behavior, and one conclusion in the test table from Google Classroom.</w:t>
-            </w:r>
-            <w:r>
-              <w:rPr>
-                <w:sz w:val="24"/>
-                <w:szCs w:val="24"/>
-              </w:rPr>
-              <w:br/>
-            </w:r>
-            <w:r>
-              <w:rPr>
-                <w:sz w:val="24"/>
-                <w:szCs w:val="24"/>
-              </w:rPr>
-              <w:br/>
-              <w:t>Post activities</w:t>
-            </w:r>
-            <w:r>
-              <w:rPr>
-                <w:sz w:val="24"/>
-                <w:szCs w:val="24"/>
-              </w:rPr>
-              <w:br/>
+                <w:i w:val="0"/>
+                <w:sz w:val="24"/>
+                <w:u w:val="none"/>
+              </w:rPr>
+              <w:t>Post activities:</w:t>
+            </w:r>
+          </w:p>
+          <w:p>
+            <w:pPr>
+              <w:spacing w:line="360" w:lineRule="auto" w:before="0" w:after="0"/>
+            </w:pPr>
+            <w:r>
+              <w:rPr>
+                <w:rFonts w:ascii="Arial" w:hAnsi="Arial" w:eastAsia="Arial" w:cs="Arial"/>
+                <w:b w:val="0"/>
+                <w:i w:val="0"/>
+                <w:sz w:val="24"/>
+                <w:u w:val="none"/>
+              </w:rPr>
               <w:t>Explain how delay changes the LED behavior.</w:t>
             </w:r>
           </w:p>
@@ -1554,31 +1677,31 @@
               <w:bottom w:val="single" w:sz="4" w:space="0" w:color="auto"/>
               <w:right w:val="single" w:sz="4" w:space="0" w:color="auto"/>
             </w:tcBorders>
+            <w:vAlign w:val="top"/>
           </w:tcPr>
           <w:p>
             <w:pPr>
-              <w:spacing w:line="360" w:lineRule="auto"/>
-              <w:rPr>
-                <w:sz w:val="24"/>
-                <w:szCs w:val="24"/>
-              </w:rPr>
-            </w:pPr>
-            <w:r>
-              <w:rPr>
+              <w:spacing w:line="360" w:lineRule="auto" w:before="0" w:after="0"/>
+            </w:pPr>
+            <w:r>
+              <w:rPr>
+                <w:rFonts w:ascii="Arial" w:hAnsi="Arial" w:eastAsia="Arial" w:cs="Arial"/>
                 <w:b/>
-                <w:bCs/>
-                <w:sz w:val="24"/>
-                <w:szCs w:val="24"/>
-              </w:rPr>
-              <w:lastRenderedPageBreak/>
-              <w:t>Resources:</w:t>
-            </w:r>
-            <w:r>
-              <w:rPr>
-                <w:sz w:val="24"/>
-                <w:szCs w:val="24"/>
-              </w:rPr>
-              <w:t xml:space="preserve"> Pen, pencil, technology notebook, student email and password, Google Classroom, computer, Freenove/Arduino kit, Arduino IDE, USB cable, breadboard, LEDs, resistors, delay-test table, projector.</w:t>
+                <w:i w:val="0"/>
+                <w:sz w:val="24"/>
+                <w:u w:val="none"/>
+              </w:rPr>
+              <w:t xml:space="preserve">Resources: </w:t>
+            </w:r>
+            <w:r>
+              <w:rPr>
+                <w:rFonts w:ascii="Arial" w:hAnsi="Arial" w:eastAsia="Arial" w:cs="Arial"/>
+                <w:b w:val="0"/>
+                <w:i w:val="0"/>
+                <w:sz w:val="24"/>
+                <w:u w:val="none"/>
+              </w:rPr>
+              <w:t>Pen, pencil, technology notebook, student's computer, email and password</w:t>
             </w:r>
           </w:p>
         </w:tc>
@@ -1591,30 +1714,31 @@
               <w:bottom w:val="single" w:sz="4" w:space="0" w:color="auto"/>
               <w:right w:val="single" w:sz="4" w:space="0" w:color="auto"/>
             </w:tcBorders>
+            <w:vAlign w:val="top"/>
           </w:tcPr>
           <w:p>
             <w:pPr>
-              <w:spacing w:line="360" w:lineRule="auto"/>
-              <w:rPr>
-                <w:sz w:val="24"/>
-                <w:szCs w:val="24"/>
-              </w:rPr>
-            </w:pPr>
-            <w:r>
-              <w:rPr>
+              <w:spacing w:line="360" w:lineRule="auto" w:before="0" w:after="0"/>
+            </w:pPr>
+            <w:r>
+              <w:rPr>
+                <w:rFonts w:ascii="Arial" w:hAnsi="Arial" w:eastAsia="Arial" w:cs="Arial"/>
                 <w:b/>
-                <w:bCs/>
-                <w:sz w:val="24"/>
-                <w:szCs w:val="24"/>
-              </w:rPr>
-              <w:t>Resources:</w:t>
-            </w:r>
-            <w:r>
-              <w:rPr>
-                <w:sz w:val="24"/>
-                <w:szCs w:val="24"/>
-              </w:rPr>
-              <w:t xml:space="preserve"> Pen, pencil, technology notebook, student email and password, Google Classroom, computer, Freenove/Arduino kit, Arduino IDE, USB cable, breadboard, LEDs, resistors, delay-test table, projector.</w:t>
+                <w:i w:val="0"/>
+                <w:sz w:val="24"/>
+                <w:u w:val="none"/>
+              </w:rPr>
+              <w:t xml:space="preserve">Resources: </w:t>
+            </w:r>
+            <w:r>
+              <w:rPr>
+                <w:rFonts w:ascii="Arial" w:hAnsi="Arial" w:eastAsia="Arial" w:cs="Arial"/>
+                <w:b w:val="0"/>
+                <w:i w:val="0"/>
+                <w:sz w:val="24"/>
+                <w:u w:val="none"/>
+              </w:rPr>
+              <w:t>Pen, pencil, technology notebook, student's computer, email and password</w:t>
             </w:r>
           </w:p>
         </w:tc>
@@ -1630,23 +1754,20 @@
               <w:right w:val="single" w:sz="4" w:space="0" w:color="auto"/>
             </w:tcBorders>
             <w:shd w:val="clear" w:color="auto" w:fill="A8D08D"/>
+            <w:vAlign w:val="center"/>
           </w:tcPr>
           <w:p>
             <w:pPr>
-              <w:spacing w:line="360" w:lineRule="auto"/>
-              <w:rPr>
+              <w:jc w:val="center"/>
+              <w:spacing w:line="360" w:lineRule="auto" w:before="0" w:after="0"/>
+            </w:pPr>
+            <w:r>
+              <w:rPr>
+                <w:rFonts w:ascii="Arial" w:hAnsi="Arial" w:eastAsia="Arial" w:cs="Arial"/>
                 <w:b/>
-                <w:bCs/>
-                <w:sz w:val="24"/>
-                <w:szCs w:val="24"/>
-              </w:rPr>
-            </w:pPr>
-            <w:r>
-              <w:rPr>
-                <w:b/>
-                <w:bCs/>
-                <w:sz w:val="24"/>
-                <w:szCs w:val="24"/>
+                <w:i w:val="0"/>
+                <w:sz w:val="24"/>
+                <w:u w:val="none"/>
               </w:rPr>
               <w:t>9A, 9B day – 45min – March - Week 3</w:t>
             </w:r>
@@ -1662,23 +1783,20 @@
               <w:right w:val="single" w:sz="4" w:space="0" w:color="auto"/>
             </w:tcBorders>
             <w:shd w:val="clear" w:color="auto" w:fill="A8D08D"/>
+            <w:vAlign w:val="center"/>
           </w:tcPr>
           <w:p>
             <w:pPr>
-              <w:spacing w:line="360" w:lineRule="auto"/>
-              <w:rPr>
+              <w:jc w:val="center"/>
+              <w:spacing w:line="360" w:lineRule="auto" w:before="0" w:after="0"/>
+            </w:pPr>
+            <w:r>
+              <w:rPr>
+                <w:rFonts w:ascii="Arial" w:hAnsi="Arial" w:eastAsia="Arial" w:cs="Arial"/>
                 <w:b/>
-                <w:bCs/>
-                <w:sz w:val="24"/>
-                <w:szCs w:val="24"/>
-              </w:rPr>
-            </w:pPr>
-            <w:r>
-              <w:rPr>
-                <w:b/>
-                <w:bCs/>
-                <w:sz w:val="24"/>
-                <w:szCs w:val="24"/>
+                <w:i w:val="0"/>
+                <w:sz w:val="24"/>
+                <w:u w:val="none"/>
               </w:rPr>
               <w:t>9A, 9B day – 90 min – March - Week 3</w:t>
             </w:r>
@@ -1695,160 +1813,194 @@
               <w:bottom w:val="single" w:sz="4" w:space="0" w:color="auto"/>
               <w:right w:val="single" w:sz="4" w:space="0" w:color="auto"/>
             </w:tcBorders>
+            <w:vAlign w:val="top"/>
           </w:tcPr>
           <w:p>
             <w:pPr>
-              <w:spacing w:line="360" w:lineRule="auto"/>
-              <w:rPr>
-                <w:sz w:val="24"/>
-                <w:szCs w:val="24"/>
-              </w:rPr>
-            </w:pPr>
-            <w:r>
-              <w:rPr>
+              <w:spacing w:line="360" w:lineRule="auto" w:before="0" w:after="0"/>
+            </w:pPr>
+            <w:r>
+              <w:rPr>
+                <w:rFonts w:ascii="Arial" w:hAnsi="Arial" w:eastAsia="Arial" w:cs="Arial"/>
                 <w:b/>
-                <w:bCs/>
-                <w:sz w:val="24"/>
-                <w:szCs w:val="24"/>
-              </w:rPr>
-              <w:t>Topic</w:t>
-            </w:r>
-            <w:r>
-              <w:rPr>
-                <w:sz w:val="24"/>
-                <w:szCs w:val="24"/>
-              </w:rPr>
-              <w:t>:</w:t>
-            </w:r>
-            <w:r>
-              <w:rPr>
-                <w:sz w:val="24"/>
-                <w:szCs w:val="24"/>
-              </w:rPr>
-              <w:t xml:space="preserve"> </w:t>
-            </w:r>
-            <w:r>
-              <w:rPr>
-                <w:sz w:val="24"/>
-                <w:szCs w:val="24"/>
+                <w:i w:val="0"/>
+                <w:sz w:val="24"/>
+                <w:u w:val="none"/>
+              </w:rPr>
+              <w:t xml:space="preserve">Topic: </w:t>
+            </w:r>
+            <w:r>
+              <w:rPr>
+                <w:rFonts w:ascii="Arial" w:hAnsi="Arial" w:eastAsia="Arial" w:cs="Arial"/>
+                <w:b w:val="0"/>
+                <w:i w:val="0"/>
+                <w:sz w:val="24"/>
+                <w:u w:val="none"/>
               </w:rPr>
               <w:t>Vocabulary and debugging routine</w:t>
             </w:r>
-            <w:r>
-              <w:rPr>
-                <w:sz w:val="24"/>
-                <w:szCs w:val="24"/>
-              </w:rPr>
-              <w:br/>
-            </w:r>
-            <w:r>
-              <w:rPr>
-                <w:sz w:val="24"/>
-                <w:szCs w:val="24"/>
-              </w:rPr>
-              <w:br/>
-            </w:r>
-            <w:r>
-              <w:rPr>
+          </w:p>
+          <w:p>
+            <w:pPr>
+              <w:spacing w:line="360" w:lineRule="auto" w:before="0" w:after="0"/>
+            </w:pPr>
+            <w:r>
+              <w:rPr>
+                <w:rFonts w:ascii="Arial" w:hAnsi="Arial" w:eastAsia="Arial" w:cs="Arial"/>
+                <w:i w:val="0"/>
+                <w:sz w:val="24"/>
+                <w:u w:val="none"/>
                 <w:b/>
-                <w:bCs/>
-                <w:sz w:val="24"/>
-                <w:szCs w:val="24"/>
-              </w:rPr>
-              <w:t>Pre-activities</w:t>
-            </w:r>
-            <w:r>
-              <w:rPr>
-                <w:sz w:val="24"/>
-                <w:szCs w:val="24"/>
-              </w:rPr>
-              <w:br/>
+              </w:rPr>
+              <w:t>Class Objective:</w:t>
+            </w:r>
+          </w:p>
+          <w:p>
+            <w:pPr>
+              <w:spacing w:line="360" w:lineRule="auto" w:before="0" w:after="0"/>
+            </w:pPr>
+            <w:r>
+              <w:rPr>
+                <w:rFonts w:ascii="Arial" w:hAnsi="Arial" w:eastAsia="Arial" w:cs="Arial"/>
+                <w:i w:val="0"/>
+                <w:sz w:val="24"/>
+                <w:u w:val="none"/>
+              </w:rPr>
+              <w:t>Practice the lab safety checklist and identify one responsibility habit to improve.</w:t>
+            </w:r>
+          </w:p>
+          <w:p>
+            <w:pPr>
+              <w:spacing w:line="360" w:lineRule="auto" w:before="0" w:after="0"/>
+            </w:pPr>
+            <w:r>
+              <w:rPr>
+                <w:rFonts w:ascii="Arial" w:hAnsi="Arial" w:eastAsia="Arial" w:cs="Arial"/>
+                <w:b/>
+                <w:i w:val="0"/>
+                <w:sz w:val="24"/>
+                <w:u w:val="none"/>
+              </w:rPr>
+              <w:t>Pre-activities:</w:t>
+            </w:r>
+          </w:p>
+          <w:p>
+            <w:pPr>
+              <w:spacing w:line="360" w:lineRule="auto" w:before="0" w:after="0"/>
+            </w:pPr>
+            <w:r>
+              <w:rPr>
+                <w:rFonts w:ascii="Arial" w:hAnsi="Arial" w:eastAsia="Arial" w:cs="Arial"/>
+                <w:b w:val="0"/>
+                <w:i w:val="0"/>
+                <w:sz w:val="24"/>
+                <w:u w:val="none"/>
+              </w:rPr>
               <w:t>Review Week 3 practice vocabulary (part 1).</w:t>
             </w:r>
-            <w:r>
-              <w:rPr>
-                <w:sz w:val="24"/>
-                <w:szCs w:val="24"/>
-              </w:rPr>
-              <w:br/>
+          </w:p>
+          <w:p>
+            <w:pPr>
+              <w:spacing w:line="360" w:lineRule="auto" w:before="0" w:after="0"/>
+            </w:pPr>
+            <w:r>
+              <w:rPr>
+                <w:rFonts w:ascii="Arial" w:hAnsi="Arial" w:eastAsia="Arial" w:cs="Arial"/>
+                <w:b w:val="0"/>
+                <w:i w:val="0"/>
+                <w:sz w:val="24"/>
+                <w:u w:val="none"/>
+              </w:rPr>
               <w:t>safety: Careful actions that prevent harm or damage</w:t>
             </w:r>
-            <w:r>
-              <w:rPr>
-                <w:sz w:val="24"/>
-                <w:szCs w:val="24"/>
-              </w:rPr>
-              <w:br/>
+          </w:p>
+          <w:p>
+            <w:pPr>
+              <w:spacing w:line="360" w:lineRule="auto" w:before="0" w:after="0"/>
+            </w:pPr>
+            <w:r>
+              <w:rPr>
+                <w:rFonts w:ascii="Arial" w:hAnsi="Arial" w:eastAsia="Arial" w:cs="Arial"/>
+                <w:b w:val="0"/>
+                <w:i w:val="0"/>
+                <w:sz w:val="24"/>
+                <w:u w:val="none"/>
+              </w:rPr>
               <w:t>checklist: A list used to make sure steps are done</w:t>
             </w:r>
-            <w:r>
-              <w:rPr>
-                <w:sz w:val="24"/>
-                <w:szCs w:val="24"/>
-              </w:rPr>
-              <w:br/>
+          </w:p>
+          <w:p>
+            <w:pPr>
+              <w:spacing w:line="360" w:lineRule="auto" w:before="0" w:after="0"/>
+            </w:pPr>
+            <w:r>
+              <w:rPr>
+                <w:rFonts w:ascii="Arial" w:hAnsi="Arial" w:eastAsia="Arial" w:cs="Arial"/>
+                <w:b w:val="0"/>
+                <w:i w:val="0"/>
+                <w:sz w:val="24"/>
+                <w:u w:val="none"/>
+              </w:rPr>
               <w:t>material: An item or part used for work</w:t>
             </w:r>
-            <w:r>
-              <w:rPr>
-                <w:sz w:val="24"/>
-                <w:szCs w:val="24"/>
-              </w:rPr>
-              <w:br/>
-            </w:r>
-            <w:r>
-              <w:rPr>
-                <w:sz w:val="24"/>
-                <w:szCs w:val="24"/>
-              </w:rPr>
-              <w:br/>
-            </w:r>
-            <w:r>
-              <w:rPr>
+          </w:p>
+          <w:p>
+            <w:pPr>
+              <w:spacing w:line="360" w:lineRule="auto" w:before="0" w:after="0"/>
+            </w:pPr>
+            <w:r>
+              <w:rPr>
+                <w:rFonts w:ascii="Arial" w:hAnsi="Arial" w:eastAsia="Arial" w:cs="Arial"/>
                 <w:b/>
-                <w:bCs/>
-                <w:sz w:val="24"/>
-                <w:szCs w:val="24"/>
-              </w:rPr>
-              <w:t>While activities</w:t>
-            </w:r>
-            <w:r>
-              <w:rPr>
-                <w:sz w:val="24"/>
-                <w:szCs w:val="24"/>
-              </w:rPr>
-              <w:br/>
+                <w:i w:val="0"/>
+                <w:sz w:val="24"/>
+                <w:u w:val="none"/>
+              </w:rPr>
+              <w:t>While activities:</w:t>
+            </w:r>
+          </w:p>
+          <w:p>
+            <w:pPr>
+              <w:spacing w:line="360" w:lineRule="auto" w:before="0" w:after="0"/>
+            </w:pPr>
+            <w:r>
+              <w:rPr>
+                <w:rFonts w:ascii="Arial" w:hAnsi="Arial" w:eastAsia="Arial" w:cs="Arial"/>
+                <w:b w:val="0"/>
+                <w:i w:val="0"/>
+                <w:sz w:val="24"/>
+                <w:u w:val="none"/>
+              </w:rPr>
               <w:t>Practice the lab safety and responsibility checklist by checking preparation, careful material use, listening, cleanup, and persistence during testing before the graded reflection.</w:t>
             </w:r>
-            <w:r>
-              <w:rPr>
-                <w:sz w:val="24"/>
-                <w:szCs w:val="24"/>
-              </w:rPr>
-              <w:br/>
-            </w:r>
-            <w:r>
-              <w:rPr>
-                <w:sz w:val="24"/>
-                <w:szCs w:val="24"/>
-              </w:rPr>
-              <w:br/>
-            </w:r>
-            <w:r>
-              <w:rPr>
+          </w:p>
+          <w:p>
+            <w:pPr>
+              <w:spacing w:line="360" w:lineRule="auto" w:before="0" w:after="0"/>
+            </w:pPr>
+            <w:r>
+              <w:rPr>
+                <w:rFonts w:ascii="Arial" w:hAnsi="Arial" w:eastAsia="Arial" w:cs="Arial"/>
                 <w:b/>
-                <w:bCs/>
-                <w:sz w:val="24"/>
-                <w:szCs w:val="24"/>
-              </w:rPr>
-              <w:t>Post activities</w:t>
-            </w:r>
-            <w:r>
-              <w:rPr>
-                <w:sz w:val="24"/>
-                <w:szCs w:val="24"/>
-              </w:rPr>
-              <w:br/>
+                <w:i w:val="0"/>
+                <w:sz w:val="24"/>
+                <w:u w:val="none"/>
+              </w:rPr>
+              <w:t>Post activities:</w:t>
+            </w:r>
+          </w:p>
+          <w:p>
+            <w:pPr>
+              <w:spacing w:line="360" w:lineRule="auto" w:before="0" w:after="0"/>
+            </w:pPr>
+            <w:r>
+              <w:rPr>
+                <w:rFonts w:ascii="Arial" w:hAnsi="Arial" w:eastAsia="Arial" w:cs="Arial"/>
+                <w:b w:val="0"/>
+                <w:i w:val="0"/>
+                <w:sz w:val="24"/>
+                <w:u w:val="none"/>
+              </w:rPr>
               <w:t>Choose one checklist item and write how you will improve it next class.</w:t>
             </w:r>
           </w:p>
@@ -1862,165 +2014,209 @@
               <w:bottom w:val="single" w:sz="4" w:space="0" w:color="auto"/>
               <w:right w:val="single" w:sz="4" w:space="0" w:color="auto"/>
             </w:tcBorders>
+            <w:vAlign w:val="top"/>
           </w:tcPr>
           <w:p>
             <w:pPr>
-              <w:spacing w:line="360" w:lineRule="auto"/>
-              <w:rPr>
-                <w:sz w:val="24"/>
-                <w:szCs w:val="24"/>
-              </w:rPr>
-            </w:pPr>
-            <w:r>
-              <w:rPr>
+              <w:spacing w:line="360" w:lineRule="auto" w:before="0" w:after="0"/>
+            </w:pPr>
+            <w:r>
+              <w:rPr>
+                <w:rFonts w:ascii="Arial" w:hAnsi="Arial" w:eastAsia="Arial" w:cs="Arial"/>
                 <w:b/>
-                <w:sz w:val="24"/>
-                <w:szCs w:val="24"/>
-              </w:rPr>
-              <w:t>Topic: Mini LED control practice</w:t>
-            </w:r>
-            <w:r>
-              <w:rPr>
+                <w:i w:val="0"/>
+                <w:sz w:val="24"/>
+                <w:u w:val="none"/>
+              </w:rPr>
+              <w:t xml:space="preserve">Topic: </w:t>
+            </w:r>
+            <w:r>
+              <w:rPr>
+                <w:rFonts w:ascii="Arial" w:hAnsi="Arial" w:eastAsia="Arial" w:cs="Arial"/>
+                <w:b w:val="0"/>
+                <w:i w:val="0"/>
+                <w:sz w:val="24"/>
+                <w:u w:val="none"/>
+              </w:rPr>
+              <w:t>Mini LED control practice</w:t>
+            </w:r>
+          </w:p>
+          <w:p>
+            <w:pPr>
+              <w:spacing w:line="360" w:lineRule="auto" w:before="0" w:after="0"/>
+            </w:pPr>
+            <w:r>
+              <w:rPr>
+                <w:rFonts w:ascii="Arial" w:hAnsi="Arial" w:eastAsia="Arial" w:cs="Arial"/>
+                <w:i w:val="0"/>
+                <w:sz w:val="24"/>
+                <w:u w:val="none"/>
                 <w:b/>
-                <w:sz w:val="24"/>
-                <w:szCs w:val="24"/>
-              </w:rPr>
-              <w:br/>
-            </w:r>
-            <w:r>
-              <w:rPr>
+              </w:rPr>
+              <w:t>Class Objective:</w:t>
+            </w:r>
+          </w:p>
+          <w:p>
+            <w:pPr>
+              <w:spacing w:line="360" w:lineRule="auto" w:before="0" w:after="0"/>
+            </w:pPr>
+            <w:r>
+              <w:rPr>
+                <w:rFonts w:ascii="Arial" w:hAnsi="Arial" w:eastAsia="Arial" w:cs="Arial"/>
+                <w:i w:val="0"/>
+                <w:sz w:val="24"/>
+                <w:u w:val="none"/>
+              </w:rPr>
+              <w:t>Build and test a simple LED control circuit, identify one issue, and record fix evidence.</w:t>
+            </w:r>
+          </w:p>
+          <w:p>
+            <w:pPr>
+              <w:spacing w:line="360" w:lineRule="auto" w:before="0" w:after="0"/>
+            </w:pPr>
+            <w:r>
+              <w:rPr>
+                <w:rFonts w:ascii="Arial" w:hAnsi="Arial" w:eastAsia="Arial" w:cs="Arial"/>
                 <w:b/>
-                <w:sz w:val="24"/>
-                <w:szCs w:val="24"/>
-              </w:rPr>
-              <w:br/>
-              <w:t>Pre-activities</w:t>
-            </w:r>
-            <w:r>
-              <w:rPr>
+                <w:i w:val="0"/>
+                <w:sz w:val="24"/>
+                <w:u w:val="none"/>
+              </w:rPr>
+              <w:t>Pre-activities:</w:t>
+            </w:r>
+          </w:p>
+          <w:p>
+            <w:pPr>
+              <w:spacing w:line="360" w:lineRule="auto" w:before="0" w:after="0"/>
+            </w:pPr>
+            <w:r>
+              <w:rPr>
+                <w:rFonts w:ascii="Arial" w:hAnsi="Arial" w:eastAsia="Arial" w:cs="Arial"/>
+                <w:b w:val="0"/>
+                <w:i w:val="0"/>
+                <w:sz w:val="24"/>
+                <w:u w:val="none"/>
+              </w:rPr>
+              <w:t>Review Week 3 practice vocabulary (part 2).</w:t>
+            </w:r>
+          </w:p>
+          <w:p>
+            <w:pPr>
+              <w:spacing w:line="360" w:lineRule="auto" w:before="0" w:after="0"/>
+            </w:pPr>
+            <w:r>
+              <w:rPr>
+                <w:rFonts w:ascii="Arial" w:hAnsi="Arial" w:eastAsia="Arial" w:cs="Arial"/>
+                <w:b w:val="0"/>
+                <w:i w:val="0"/>
+                <w:sz w:val="24"/>
+                <w:u w:val="none"/>
+              </w:rPr>
+              <w:t>persistence: Continuing to try when something is difficult</w:t>
+            </w:r>
+          </w:p>
+          <w:p>
+            <w:pPr>
+              <w:spacing w:line="360" w:lineRule="auto" w:before="0" w:after="0"/>
+            </w:pPr>
+            <w:r>
+              <w:rPr>
+                <w:rFonts w:ascii="Arial" w:hAnsi="Arial" w:eastAsia="Arial" w:cs="Arial"/>
+                <w:b w:val="0"/>
+                <w:i w:val="0"/>
+                <w:sz w:val="24"/>
+                <w:u w:val="none"/>
+              </w:rPr>
+              <w:t>instruction: A step that tells what to do</w:t>
+            </w:r>
+          </w:p>
+          <w:p>
+            <w:pPr>
+              <w:spacing w:line="360" w:lineRule="auto" w:before="0" w:after="0"/>
+            </w:pPr>
+            <w:r>
+              <w:rPr>
+                <w:rFonts w:ascii="Arial" w:hAnsi="Arial" w:eastAsia="Arial" w:cs="Arial"/>
+                <w:b w:val="0"/>
+                <w:i w:val="0"/>
+                <w:sz w:val="24"/>
+                <w:u w:val="none"/>
+              </w:rPr>
+              <w:t>fix: A change that solves a problem Trace the order of three program instructions before testing the circuit.</w:t>
+            </w:r>
+          </w:p>
+          <w:p>
+            <w:pPr>
+              <w:spacing w:line="360" w:lineRule="auto" w:before="0" w:after="0"/>
+            </w:pPr>
+            <w:r>
+              <w:rPr>
+                <w:rFonts w:ascii="Arial" w:hAnsi="Arial" w:eastAsia="Arial" w:cs="Arial"/>
                 <w:b/>
-                <w:sz w:val="24"/>
-                <w:szCs w:val="24"/>
-              </w:rPr>
-              <w:br/>
-            </w:r>
-            <w:r>
-              <w:rPr>
-                <w:bCs/>
-                <w:sz w:val="24"/>
-                <w:szCs w:val="24"/>
-              </w:rPr>
-              <w:t>Review Week 3 practice vocabulary (part 2).</w:t>
-            </w:r>
-            <w:r>
-              <w:rPr>
-                <w:bCs/>
-                <w:sz w:val="24"/>
-                <w:szCs w:val="24"/>
-              </w:rPr>
-              <w:br/>
-              <w:t>persistence: Continuing to try when something is difficult</w:t>
-            </w:r>
-            <w:r>
-              <w:rPr>
-                <w:bCs/>
-                <w:sz w:val="24"/>
-                <w:szCs w:val="24"/>
-              </w:rPr>
-              <w:br/>
-              <w:t>instruction: A step that tells what to do</w:t>
-            </w:r>
-            <w:r>
-              <w:rPr>
-                <w:bCs/>
-                <w:sz w:val="24"/>
-                <w:szCs w:val="24"/>
-              </w:rPr>
-              <w:br/>
-              <w:t>fix: A change that solves a problem</w:t>
-            </w:r>
-            <w:r>
-              <w:rPr>
-                <w:bCs/>
-                <w:sz w:val="24"/>
-                <w:szCs w:val="24"/>
-              </w:rPr>
-              <w:br/>
-              <w:t>Trace the order of three program instructions before testing the circuit.</w:t>
-            </w:r>
-            <w:r>
-              <w:rPr>
+                <w:i w:val="0"/>
+                <w:sz w:val="24"/>
+                <w:u w:val="none"/>
+              </w:rPr>
+              <w:t>While activities:</w:t>
+            </w:r>
+          </w:p>
+          <w:p>
+            <w:pPr>
+              <w:spacing w:line="360" w:lineRule="auto" w:before="0" w:after="0"/>
+            </w:pPr>
+            <w:r>
+              <w:rPr>
+                <w:rFonts w:ascii="Arial" w:hAnsi="Arial" w:eastAsia="Arial" w:cs="Arial"/>
+                <w:b w:val="0"/>
+                <w:i w:val="0"/>
+                <w:sz w:val="24"/>
+                <w:highlight w:val="yellow"/>
+                <w:u w:val="none"/>
+              </w:rPr>
+              <w:t>Complete Appreciation Grade #1: Complete the lab safety and responsibility checklist about preparation, careful material use, listening, cleanup, and persistence during testing.</w:t>
+            </w:r>
+          </w:p>
+          <w:p>
+            <w:pPr>
+              <w:spacing w:line="360" w:lineRule="auto" w:before="0" w:after="0"/>
+            </w:pPr>
+            <w:r>
+              <w:rPr>
+                <w:rFonts w:ascii="Arial" w:hAnsi="Arial" w:eastAsia="Arial" w:cs="Arial"/>
+                <w:b w:val="0"/>
+                <w:i w:val="0"/>
+                <w:sz w:val="24"/>
+                <w:u w:val="none"/>
+              </w:rPr>
+              <w:t>Then build a simple LED control circuit, test it three times, identify the likely cause of one issue, and record the fix evidence.</w:t>
+            </w:r>
+          </w:p>
+          <w:p>
+            <w:pPr>
+              <w:spacing w:line="360" w:lineRule="auto" w:before="0" w:after="0"/>
+            </w:pPr>
+            <w:r>
+              <w:rPr>
+                <w:rFonts w:ascii="Arial" w:hAnsi="Arial" w:eastAsia="Arial" w:cs="Arial"/>
                 <w:b/>
-                <w:sz w:val="24"/>
-                <w:szCs w:val="24"/>
-              </w:rPr>
-              <w:br/>
-            </w:r>
-            <w:r>
-              <w:rPr>
-                <w:b/>
-                <w:sz w:val="24"/>
-                <w:szCs w:val="24"/>
-              </w:rPr>
-              <w:br/>
-              <w:t>While activities</w:t>
-            </w:r>
-            <w:r>
-              <w:rPr>
-                <w:b/>
-                <w:sz w:val="24"/>
-                <w:szCs w:val="24"/>
-              </w:rPr>
-              <w:br/>
-            </w:r>
-            <w:r>
-              <w:rPr>
-                <w:bCs/>
-                <w:sz w:val="24"/>
-                <w:szCs w:val="24"/>
-                <w:highlight w:val="yellow"/>
-              </w:rPr>
-              <w:t>Complete Appreciation Grade #1: Complete the lab safety and responsibility checklist about preparation, careful material use, listening, cleanup, and persistence during testing. Then build a simple LED control circuit, test it three times, identify the likely cause of one issue, and record the fix evidence.</w:t>
-            </w:r>
-            <w:r>
-              <w:rPr>
-                <w:b/>
-                <w:sz w:val="24"/>
-                <w:szCs w:val="24"/>
-                <w:highlight w:val="yellow"/>
-              </w:rPr>
-              <w:br/>
-            </w:r>
-            <w:r>
-              <w:rPr>
-                <w:b/>
-                <w:sz w:val="24"/>
-                <w:szCs w:val="24"/>
-                <w:highlight w:val="yellow"/>
-              </w:rPr>
-              <w:br/>
-            </w:r>
-            <w:r>
-              <w:rPr>
-                <w:b/>
-                <w:sz w:val="24"/>
-                <w:szCs w:val="24"/>
-              </w:rPr>
-              <w:t>Post activities</w:t>
-            </w:r>
-            <w:r>
-              <w:rPr>
-                <w:b/>
-                <w:sz w:val="24"/>
-                <w:szCs w:val="24"/>
-              </w:rPr>
-              <w:br/>
-            </w:r>
-            <w:r>
-              <w:rPr>
-                <w:bCs/>
-                <w:sz w:val="24"/>
-                <w:szCs w:val="24"/>
+                <w:i w:val="0"/>
+                <w:sz w:val="24"/>
+                <w:u w:val="none"/>
+              </w:rPr>
+              <w:t>Post activities:</w:t>
+            </w:r>
+          </w:p>
+          <w:p>
+            <w:pPr>
+              <w:spacing w:line="360" w:lineRule="auto" w:before="0" w:after="0"/>
+            </w:pPr>
+            <w:r>
+              <w:rPr>
+                <w:rFonts w:ascii="Arial" w:hAnsi="Arial" w:eastAsia="Arial" w:cs="Arial"/>
+                <w:b w:val="0"/>
+                <w:i w:val="0"/>
+                <w:sz w:val="24"/>
+                <w:u w:val="none"/>
               </w:rPr>
               <w:t>Demonstrate the LED behavior to a partner and describe the fix you made.</w:t>
             </w:r>
@@ -2040,31 +2236,31 @@
               <w:bottom w:val="single" w:sz="4" w:space="0" w:color="auto"/>
               <w:right w:val="single" w:sz="4" w:space="0" w:color="auto"/>
             </w:tcBorders>
+            <w:vAlign w:val="top"/>
           </w:tcPr>
           <w:p>
             <w:pPr>
-              <w:spacing w:line="360" w:lineRule="auto"/>
-              <w:rPr>
-                <w:sz w:val="24"/>
-                <w:szCs w:val="24"/>
-              </w:rPr>
-            </w:pPr>
-            <w:r>
-              <w:rPr>
+              <w:spacing w:line="360" w:lineRule="auto" w:before="0" w:after="0"/>
+            </w:pPr>
+            <w:r>
+              <w:rPr>
+                <w:rFonts w:ascii="Arial" w:hAnsi="Arial" w:eastAsia="Arial" w:cs="Arial"/>
                 <w:b/>
-                <w:bCs/>
-                <w:sz w:val="24"/>
-                <w:szCs w:val="24"/>
-              </w:rPr>
-              <w:lastRenderedPageBreak/>
-              <w:t>Resources:</w:t>
-            </w:r>
-            <w:r>
-              <w:rPr>
-                <w:sz w:val="24"/>
-                <w:szCs w:val="24"/>
-              </w:rPr>
-              <w:t xml:space="preserve"> Pen, pencil, technology notebook, student email and password, Google Classroom, computer, Freenove/Arduino kit, Arduino IDE, USB cable, breadboard, LEDs, resistors, lab safety checklist, projector.</w:t>
+                <w:i w:val="0"/>
+                <w:sz w:val="24"/>
+                <w:u w:val="none"/>
+              </w:rPr>
+              <w:t xml:space="preserve">Resources: </w:t>
+            </w:r>
+            <w:r>
+              <w:rPr>
+                <w:rFonts w:ascii="Arial" w:hAnsi="Arial" w:eastAsia="Arial" w:cs="Arial"/>
+                <w:b w:val="0"/>
+                <w:i w:val="0"/>
+                <w:sz w:val="24"/>
+                <w:u w:val="none"/>
+              </w:rPr>
+              <w:t>Pen, pencil, technology notebook, student's computer, email and password</w:t>
             </w:r>
           </w:p>
         </w:tc>
@@ -2077,30 +2273,31 @@
               <w:bottom w:val="single" w:sz="4" w:space="0" w:color="auto"/>
               <w:right w:val="single" w:sz="4" w:space="0" w:color="auto"/>
             </w:tcBorders>
+            <w:vAlign w:val="top"/>
           </w:tcPr>
           <w:p>
             <w:pPr>
-              <w:spacing w:line="360" w:lineRule="auto"/>
-              <w:rPr>
-                <w:sz w:val="24"/>
-                <w:szCs w:val="24"/>
-              </w:rPr>
-            </w:pPr>
-            <w:r>
-              <w:rPr>
+              <w:spacing w:line="360" w:lineRule="auto" w:before="0" w:after="0"/>
+            </w:pPr>
+            <w:r>
+              <w:rPr>
+                <w:rFonts w:ascii="Arial" w:hAnsi="Arial" w:eastAsia="Arial" w:cs="Arial"/>
                 <w:b/>
-                <w:bCs/>
-                <w:sz w:val="24"/>
-                <w:szCs w:val="24"/>
-              </w:rPr>
-              <w:t>Resources:</w:t>
-            </w:r>
-            <w:r>
-              <w:rPr>
-                <w:sz w:val="24"/>
-                <w:szCs w:val="24"/>
-              </w:rPr>
-              <w:t xml:space="preserve"> Pen, pencil, technology notebook, student email and password, Google Classroom, computer, Freenove/Arduino kit, Arduino IDE, USB cable, breadboard, LEDs, resistors, lab safety checklist, projector.</w:t>
+                <w:i w:val="0"/>
+                <w:sz w:val="24"/>
+                <w:u w:val="none"/>
+              </w:rPr>
+              <w:t xml:space="preserve">Resources: </w:t>
+            </w:r>
+            <w:r>
+              <w:rPr>
+                <w:rFonts w:ascii="Arial" w:hAnsi="Arial" w:eastAsia="Arial" w:cs="Arial"/>
+                <w:b w:val="0"/>
+                <w:i w:val="0"/>
+                <w:sz w:val="24"/>
+                <w:u w:val="none"/>
+              </w:rPr>
+              <w:t>Pen, pencil, technology notebook, student's computer, email and password</w:t>
             </w:r>
           </w:p>
         </w:tc>
@@ -2116,25 +2313,22 @@
               <w:right w:val="single" w:sz="4" w:space="0" w:color="auto"/>
             </w:tcBorders>
             <w:shd w:val="clear" w:color="auto" w:fill="A8D08D"/>
+            <w:vAlign w:val="center"/>
           </w:tcPr>
           <w:p>
             <w:pPr>
-              <w:spacing w:line="360" w:lineRule="auto"/>
-              <w:rPr>
+              <w:jc w:val="center"/>
+              <w:spacing w:line="360" w:lineRule="auto" w:before="0" w:after="0"/>
+            </w:pPr>
+            <w:r>
+              <w:rPr>
+                <w:rFonts w:ascii="Arial" w:hAnsi="Arial" w:eastAsia="Arial" w:cs="Arial"/>
                 <w:b/>
-                <w:bCs/>
-                <w:sz w:val="24"/>
-                <w:szCs w:val="24"/>
-              </w:rPr>
-            </w:pPr>
-            <w:r>
-              <w:rPr>
-                <w:b/>
-                <w:bCs/>
-                <w:sz w:val="24"/>
-                <w:szCs w:val="24"/>
-              </w:rPr>
-              <w:t>9A, 9B day – 45min – March/April - Week 4</w:t>
+                <w:i w:val="0"/>
+                <w:sz w:val="24"/>
+                <w:u w:val="none"/>
+              </w:rPr>
+              <w:t>9A, 9B day – 45min – March - Week 4</w:t>
             </w:r>
           </w:p>
         </w:tc>
@@ -2148,25 +2342,22 @@
               <w:right w:val="single" w:sz="4" w:space="0" w:color="auto"/>
             </w:tcBorders>
             <w:shd w:val="clear" w:color="auto" w:fill="A8D08D"/>
+            <w:vAlign w:val="center"/>
           </w:tcPr>
           <w:p>
             <w:pPr>
-              <w:spacing w:line="360" w:lineRule="auto"/>
-              <w:rPr>
+              <w:jc w:val="center"/>
+              <w:spacing w:line="360" w:lineRule="auto" w:before="0" w:after="0"/>
+            </w:pPr>
+            <w:r>
+              <w:rPr>
+                <w:rFonts w:ascii="Arial" w:hAnsi="Arial" w:eastAsia="Arial" w:cs="Arial"/>
                 <w:b/>
-                <w:bCs/>
-                <w:sz w:val="24"/>
-                <w:szCs w:val="24"/>
-              </w:rPr>
-            </w:pPr>
-            <w:r>
-              <w:rPr>
-                <w:b/>
-                <w:bCs/>
-                <w:sz w:val="24"/>
-                <w:szCs w:val="24"/>
-              </w:rPr>
-              <w:t>9A, 9B day – 90 min – March/April - Week 4</w:t>
+                <w:i w:val="0"/>
+                <w:sz w:val="24"/>
+                <w:u w:val="none"/>
+              </w:rPr>
+              <w:t>9A, 9B day – 90 min – March - Week 4</w:t>
             </w:r>
           </w:p>
         </w:tc>
@@ -2181,186 +2372,179 @@
               <w:bottom w:val="single" w:sz="4" w:space="0" w:color="auto"/>
               <w:right w:val="single" w:sz="4" w:space="0" w:color="auto"/>
             </w:tcBorders>
+            <w:vAlign w:val="top"/>
           </w:tcPr>
           <w:p>
             <w:pPr>
-              <w:spacing w:line="360" w:lineRule="auto"/>
-              <w:rPr>
-                <w:sz w:val="24"/>
-                <w:szCs w:val="24"/>
-              </w:rPr>
-            </w:pPr>
-            <w:r>
-              <w:rPr>
+              <w:spacing w:line="360" w:lineRule="auto" w:before="0" w:after="0"/>
+            </w:pPr>
+            <w:r>
+              <w:rPr>
+                <w:rFonts w:ascii="Arial" w:hAnsi="Arial" w:eastAsia="Arial" w:cs="Arial"/>
                 <w:b/>
-                <w:bCs/>
-                <w:sz w:val="24"/>
-                <w:szCs w:val="24"/>
-              </w:rPr>
-              <w:t>Topic</w:t>
-            </w:r>
-            <w:r>
-              <w:rPr>
-                <w:sz w:val="24"/>
-                <w:szCs w:val="24"/>
-              </w:rPr>
-              <w:t>: Button input</w:t>
-            </w:r>
-            <w:r>
-              <w:rPr>
-                <w:sz w:val="24"/>
-                <w:szCs w:val="24"/>
-              </w:rPr>
-              <w:br/>
-            </w:r>
-            <w:r>
-              <w:rPr>
-                <w:sz w:val="24"/>
-                <w:szCs w:val="24"/>
-              </w:rPr>
-              <w:br/>
-            </w:r>
-            <w:r>
-              <w:rPr>
+                <w:i w:val="0"/>
+                <w:sz w:val="24"/>
+                <w:u w:val="none"/>
+              </w:rPr>
+              <w:t xml:space="preserve">Topic: </w:t>
+            </w:r>
+            <w:r>
+              <w:rPr>
+                <w:rFonts w:ascii="Arial" w:hAnsi="Arial" w:eastAsia="Arial" w:cs="Arial"/>
+                <w:b w:val="0"/>
+                <w:i w:val="0"/>
+                <w:sz w:val="24"/>
+                <w:u w:val="none"/>
+              </w:rPr>
+              <w:t>Button input</w:t>
+            </w:r>
+          </w:p>
+          <w:p>
+            <w:pPr>
+              <w:spacing w:line="360" w:lineRule="auto" w:before="0" w:after="0"/>
+            </w:pPr>
+            <w:r>
+              <w:rPr>
+                <w:rFonts w:ascii="Arial" w:hAnsi="Arial" w:eastAsia="Arial" w:cs="Arial"/>
+                <w:i w:val="0"/>
+                <w:sz w:val="24"/>
+                <w:u w:val="none"/>
                 <w:b/>
-                <w:bCs/>
-                <w:sz w:val="24"/>
-                <w:szCs w:val="24"/>
-              </w:rPr>
-              <w:t>Pre-activities</w:t>
-            </w:r>
-            <w:r>
-              <w:rPr>
-                <w:sz w:val="24"/>
-                <w:szCs w:val="24"/>
-              </w:rPr>
-              <w:br/>
+              </w:rPr>
+              <w:t>Class Objective:</w:t>
+            </w:r>
+          </w:p>
+          <w:p>
+            <w:pPr>
+              <w:spacing w:line="360" w:lineRule="auto" w:before="0" w:after="0"/>
+            </w:pPr>
+            <w:r>
+              <w:rPr>
+                <w:rFonts w:ascii="Arial" w:hAnsi="Arial" w:eastAsia="Arial" w:cs="Arial"/>
+                <w:i w:val="0"/>
+                <w:sz w:val="24"/>
+                <w:u w:val="none"/>
+              </w:rPr>
+              <w:t>Trace a button-input system and label the input, process, output, pin, and state behavior.</w:t>
+            </w:r>
+          </w:p>
+          <w:p>
+            <w:pPr>
+              <w:spacing w:line="360" w:lineRule="auto" w:before="0" w:after="0"/>
+            </w:pPr>
+            <w:r>
+              <w:rPr>
+                <w:rFonts w:ascii="Arial" w:hAnsi="Arial" w:eastAsia="Arial" w:cs="Arial"/>
+                <w:b/>
+                <w:i w:val="0"/>
+                <w:sz w:val="24"/>
+                <w:u w:val="none"/>
+              </w:rPr>
+              <w:t>Pre-activities:</w:t>
+            </w:r>
+          </w:p>
+          <w:p>
+            <w:pPr>
+              <w:spacing w:line="360" w:lineRule="auto" w:before="0" w:after="0"/>
+            </w:pPr>
+            <w:r>
+              <w:rPr>
+                <w:rFonts w:ascii="Arial" w:hAnsi="Arial" w:eastAsia="Arial" w:cs="Arial"/>
+                <w:b w:val="0"/>
+                <w:i w:val="0"/>
+                <w:sz w:val="24"/>
+                <w:u w:val="none"/>
+              </w:rPr>
               <w:t>Review Week 4 practice vocabulary (part 1).</w:t>
             </w:r>
-            <w:r>
-              <w:rPr>
-                <w:sz w:val="24"/>
-                <w:szCs w:val="24"/>
-              </w:rPr>
-              <w:br/>
-              <w:t>button: A part the user can press</w:t>
-            </w:r>
-            <w:r>
-              <w:rPr>
-                <w:sz w:val="24"/>
-                <w:szCs w:val="24"/>
-              </w:rPr>
-              <w:br/>
-              <w:t>pressed: Pushed down or activated</w:t>
-            </w:r>
-            <w:r>
-              <w:rPr>
-                <w:sz w:val="24"/>
-                <w:szCs w:val="24"/>
-              </w:rPr>
-              <w:br/>
-              <w:t>released: Not being pressed anymore</w:t>
-            </w:r>
-            <w:r>
-              <w:rPr>
-                <w:sz w:val="24"/>
-                <w:szCs w:val="24"/>
-              </w:rPr>
-              <w:br/>
-              <w:t>state: The current condition of something</w:t>
-            </w:r>
-          </w:p>
-          <w:p>
-            <w:pPr>
-              <w:spacing w:line="360" w:lineRule="auto"/>
-              <w:rPr>
-                <w:sz w:val="24"/>
-                <w:szCs w:val="24"/>
-              </w:rPr>
-            </w:pPr>
-            <w:r>
-              <w:rPr>
-                <w:sz w:val="24"/>
-                <w:szCs w:val="24"/>
-              </w:rPr>
-              <w:br/>
-              <w:t>Predict what an LED should do when a button is pressed and released, then describe the input, state, and output relationship.</w:t>
-            </w:r>
-            <w:r>
-              <w:rPr>
-                <w:sz w:val="24"/>
-                <w:szCs w:val="24"/>
-              </w:rPr>
-              <w:br/>
-            </w:r>
-            <w:r>
-              <w:rPr>
-                <w:sz w:val="24"/>
-                <w:szCs w:val="24"/>
-              </w:rPr>
-              <w:br/>
-              <w:t>While activities</w:t>
-            </w:r>
-            <w:r>
-              <w:rPr>
-                <w:sz w:val="24"/>
-                <w:szCs w:val="24"/>
-              </w:rPr>
-              <w:br/>
-              <w:t xml:space="preserve">Trace a button-input system and identify how the input changes the system state. </w:t>
-            </w:r>
-          </w:p>
-          <w:p>
-            <w:pPr>
-              <w:spacing w:line="360" w:lineRule="auto"/>
-              <w:rPr>
-                <w:sz w:val="24"/>
-                <w:szCs w:val="24"/>
-              </w:rPr>
-            </w:pPr>
-            <w:r>
-              <w:rPr>
-                <w:sz w:val="24"/>
-                <w:szCs w:val="24"/>
+          </w:p>
+          <w:p>
+            <w:pPr>
+              <w:spacing w:line="360" w:lineRule="auto" w:before="0" w:after="0"/>
+            </w:pPr>
+            <w:r>
+              <w:rPr>
+                <w:rFonts w:ascii="Arial" w:hAnsi="Arial" w:eastAsia="Arial" w:cs="Arial"/>
+                <w:b w:val="0"/>
+                <w:i w:val="0"/>
+                <w:sz w:val="24"/>
+                <w:u w:val="none"/>
+              </w:rPr>
+              <w:t>button: A part the user can press pressed: Pushed down or activated released: Not being pressed anymore state: The current condition of something Predict what an LED should do when a button is pressed and released, then describe the input, state, and output relationship.</w:t>
+            </w:r>
+          </w:p>
+          <w:p>
+            <w:pPr>
+              <w:spacing w:line="360" w:lineRule="auto" w:before="0" w:after="0"/>
+            </w:pPr>
+            <w:r>
+              <w:rPr>
+                <w:rFonts w:ascii="Arial" w:hAnsi="Arial" w:eastAsia="Arial" w:cs="Arial"/>
+                <w:b/>
+                <w:i w:val="0"/>
+                <w:sz w:val="24"/>
+                <w:u w:val="none"/>
+              </w:rPr>
+              <w:t>While activities:</w:t>
+            </w:r>
+          </w:p>
+          <w:p>
+            <w:pPr>
+              <w:spacing w:line="360" w:lineRule="auto" w:before="0" w:after="0"/>
+            </w:pPr>
+            <w:r>
+              <w:rPr>
+                <w:rFonts w:ascii="Arial" w:hAnsi="Arial" w:eastAsia="Arial" w:cs="Arial"/>
+                <w:b w:val="0"/>
+                <w:i w:val="0"/>
+                <w:sz w:val="24"/>
+                <w:u w:val="none"/>
+              </w:rPr>
+              <w:t>Trace a button-input system and identify how the input changes the system state.</w:t>
+            </w:r>
+          </w:p>
+          <w:p>
+            <w:pPr>
+              <w:spacing w:line="360" w:lineRule="auto" w:before="0" w:after="0"/>
+            </w:pPr>
+            <w:r>
+              <w:rPr>
+                <w:rFonts w:ascii="Arial" w:hAnsi="Arial" w:eastAsia="Arial" w:cs="Arial"/>
+                <w:b w:val="0"/>
+                <w:i w:val="0"/>
+                <w:sz w:val="24"/>
+                <w:u w:val="none"/>
               </w:rPr>
               <w:t>Label button/input, board/process, LED/output, pin number, and pressed/released behavior.</w:t>
             </w:r>
-            <w:r>
-              <w:rPr>
-                <w:sz w:val="24"/>
-                <w:szCs w:val="24"/>
-              </w:rPr>
-              <w:br/>
-            </w:r>
-            <w:r>
-              <w:rPr>
-                <w:sz w:val="24"/>
-                <w:szCs w:val="24"/>
-              </w:rPr>
-              <w:br/>
-            </w:r>
-            <w:r>
-              <w:rPr>
+          </w:p>
+          <w:p>
+            <w:pPr>
+              <w:spacing w:line="360" w:lineRule="auto" w:before="0" w:after="0"/>
+            </w:pPr>
+            <w:r>
+              <w:rPr>
+                <w:rFonts w:ascii="Arial" w:hAnsi="Arial" w:eastAsia="Arial" w:cs="Arial"/>
                 <w:b/>
-                <w:bCs/>
-                <w:sz w:val="24"/>
-                <w:szCs w:val="24"/>
-              </w:rPr>
-              <w:t>Post activities</w:t>
-            </w:r>
-            <w:r>
-              <w:rPr>
-                <w:sz w:val="24"/>
-                <w:szCs w:val="24"/>
-              </w:rPr>
-              <w:br/>
-            </w:r>
-            <w:r>
-              <w:rPr>
-                <w:sz w:val="24"/>
-                <w:szCs w:val="24"/>
-              </w:rPr>
-              <w:lastRenderedPageBreak/>
+                <w:i w:val="0"/>
+                <w:sz w:val="24"/>
+                <w:u w:val="none"/>
+              </w:rPr>
+              <w:t>Post activities:</w:t>
+            </w:r>
+          </w:p>
+          <w:p>
+            <w:pPr>
+              <w:spacing w:line="360" w:lineRule="auto" w:before="0" w:after="0"/>
+            </w:pPr>
+            <w:r>
+              <w:rPr>
+                <w:rFonts w:ascii="Arial" w:hAnsi="Arial" w:eastAsia="Arial" w:cs="Arial"/>
+                <w:b w:val="0"/>
+                <w:i w:val="0"/>
+                <w:sz w:val="24"/>
+                <w:u w:val="none"/>
+              </w:rPr>
               <w:t>List one wiring or code mistake that could stop the system from working.</w:t>
             </w:r>
           </w:p>
@@ -2374,158 +2558,209 @@
               <w:bottom w:val="single" w:sz="4" w:space="0" w:color="auto"/>
               <w:right w:val="single" w:sz="4" w:space="0" w:color="auto"/>
             </w:tcBorders>
+            <w:vAlign w:val="top"/>
           </w:tcPr>
           <w:p>
             <w:pPr>
-              <w:spacing w:line="360" w:lineRule="auto"/>
-              <w:rPr>
-                <w:sz w:val="24"/>
-                <w:szCs w:val="24"/>
-              </w:rPr>
-            </w:pPr>
-            <w:r>
-              <w:rPr>
+              <w:spacing w:line="360" w:lineRule="auto" w:before="0" w:after="0"/>
+            </w:pPr>
+            <w:r>
+              <w:rPr>
+                <w:rFonts w:ascii="Arial" w:hAnsi="Arial" w:eastAsia="Arial" w:cs="Arial"/>
                 <w:b/>
-                <w:sz w:val="24"/>
-                <w:szCs w:val="24"/>
-              </w:rPr>
-              <w:lastRenderedPageBreak/>
-              <w:t>Topic: Toggle control</w:t>
-            </w:r>
-            <w:r>
-              <w:rPr>
+                <w:i w:val="0"/>
+                <w:sz w:val="24"/>
+                <w:u w:val="none"/>
+              </w:rPr>
+              <w:t xml:space="preserve">Topic: </w:t>
+            </w:r>
+            <w:r>
+              <w:rPr>
+                <w:rFonts w:ascii="Arial" w:hAnsi="Arial" w:eastAsia="Arial" w:cs="Arial"/>
+                <w:b w:val="0"/>
+                <w:i w:val="0"/>
+                <w:sz w:val="24"/>
+                <w:u w:val="none"/>
+              </w:rPr>
+              <w:t>Toggle control</w:t>
+            </w:r>
+          </w:p>
+          <w:p>
+            <w:pPr>
+              <w:spacing w:line="360" w:lineRule="auto" w:before="0" w:after="0"/>
+            </w:pPr>
+            <w:r>
+              <w:rPr>
+                <w:rFonts w:ascii="Arial" w:hAnsi="Arial" w:eastAsia="Arial" w:cs="Arial"/>
+                <w:i w:val="0"/>
+                <w:sz w:val="24"/>
+                <w:u w:val="none"/>
                 <w:b/>
-                <w:sz w:val="24"/>
-                <w:szCs w:val="24"/>
-              </w:rPr>
-              <w:br/>
-            </w:r>
-            <w:r>
-              <w:rPr>
+              </w:rPr>
+              <w:t>Class Objective:</w:t>
+            </w:r>
+          </w:p>
+          <w:p>
+            <w:pPr>
+              <w:spacing w:line="360" w:lineRule="auto" w:before="0" w:after="0"/>
+            </w:pPr>
+            <w:r>
+              <w:rPr>
+                <w:rFonts w:ascii="Arial" w:hAnsi="Arial" w:eastAsia="Arial" w:cs="Arial"/>
+                <w:i w:val="0"/>
+                <w:sz w:val="24"/>
+                <w:u w:val="none"/>
+              </w:rPr>
+              <w:t>Build and explain a button-controlled LED system that toggles output state using condition logic.</w:t>
+            </w:r>
+          </w:p>
+          <w:p>
+            <w:pPr>
+              <w:spacing w:line="360" w:lineRule="auto" w:before="0" w:after="0"/>
+            </w:pPr>
+            <w:r>
+              <w:rPr>
+                <w:rFonts w:ascii="Arial" w:hAnsi="Arial" w:eastAsia="Arial" w:cs="Arial"/>
                 <w:b/>
-                <w:sz w:val="24"/>
-                <w:szCs w:val="24"/>
-              </w:rPr>
-              <w:br/>
-              <w:t>Pre-activities</w:t>
-            </w:r>
-            <w:r>
-              <w:rPr>
+                <w:i w:val="0"/>
+                <w:sz w:val="24"/>
+                <w:u w:val="none"/>
+              </w:rPr>
+              <w:t>Pre-activities:</w:t>
+            </w:r>
+          </w:p>
+          <w:p>
+            <w:pPr>
+              <w:spacing w:line="360" w:lineRule="auto" w:before="0" w:after="0"/>
+            </w:pPr>
+            <w:r>
+              <w:rPr>
+                <w:rFonts w:ascii="Arial" w:hAnsi="Arial" w:eastAsia="Arial" w:cs="Arial"/>
+                <w:b w:val="0"/>
+                <w:i w:val="0"/>
+                <w:sz w:val="24"/>
+                <w:u w:val="none"/>
+              </w:rPr>
+              <w:t>Review Week 4 practice vocabulary (part 2).</w:t>
+            </w:r>
+          </w:p>
+          <w:p>
+            <w:pPr>
+              <w:spacing w:line="360" w:lineRule="auto" w:before="0" w:after="0"/>
+            </w:pPr>
+            <w:r>
+              <w:rPr>
+                <w:rFonts w:ascii="Arial" w:hAnsi="Arial" w:eastAsia="Arial" w:cs="Arial"/>
+                <w:b w:val="0"/>
+                <w:i w:val="0"/>
+                <w:sz w:val="24"/>
+                <w:u w:val="none"/>
+              </w:rPr>
+              <w:t>condition: A rule that can be true or false toggle: To switch between two states stable: Working in a steady and dependable way Sort examples into momentary action and toggle action.</w:t>
+            </w:r>
+          </w:p>
+          <w:p>
+            <w:pPr>
+              <w:spacing w:line="360" w:lineRule="auto" w:before="0" w:after="0"/>
+            </w:pPr>
+            <w:r>
+              <w:rPr>
+                <w:rFonts w:ascii="Arial" w:hAnsi="Arial" w:eastAsia="Arial" w:cs="Arial"/>
                 <w:b/>
-                <w:sz w:val="24"/>
-                <w:szCs w:val="24"/>
-              </w:rPr>
-              <w:br/>
-            </w:r>
-            <w:r>
-              <w:rPr>
-                <w:bCs/>
-                <w:sz w:val="24"/>
-                <w:szCs w:val="24"/>
-              </w:rPr>
-              <w:t>Review Week 4 practice vocabulary (part 2).</w:t>
-            </w:r>
-            <w:r>
-              <w:rPr>
-                <w:bCs/>
-                <w:sz w:val="24"/>
-                <w:szCs w:val="24"/>
-              </w:rPr>
-              <w:br/>
-              <w:t>condition: A rule that can be true or false</w:t>
-            </w:r>
-            <w:r>
-              <w:rPr>
-                <w:bCs/>
-                <w:sz w:val="24"/>
-                <w:szCs w:val="24"/>
-              </w:rPr>
-              <w:br/>
-              <w:t>toggle: To switch between two states</w:t>
-            </w:r>
-            <w:r>
-              <w:rPr>
-                <w:bCs/>
-                <w:sz w:val="24"/>
-                <w:szCs w:val="24"/>
-              </w:rPr>
-              <w:br/>
-              <w:t>stable: Working in a steady and dependable way</w:t>
-            </w:r>
-            <w:r>
-              <w:rPr>
-                <w:bCs/>
-                <w:sz w:val="24"/>
-                <w:szCs w:val="24"/>
-              </w:rPr>
-              <w:br/>
-              <w:t>Sort examples into momentary action and toggle action.</w:t>
-            </w:r>
-            <w:r>
-              <w:rPr>
+                <w:i w:val="0"/>
+                <w:sz w:val="24"/>
+                <w:u w:val="none"/>
+              </w:rPr>
+              <w:t>While activities:</w:t>
+            </w:r>
+          </w:p>
+          <w:p>
+            <w:pPr>
+              <w:spacing w:line="360" w:lineRule="auto" w:before="0" w:after="0"/>
+            </w:pPr>
+            <w:r>
+              <w:rPr>
+                <w:rFonts w:ascii="Arial" w:hAnsi="Arial" w:eastAsia="Arial" w:cs="Arial"/>
+                <w:b w:val="0"/>
+                <w:i w:val="0"/>
+                <w:sz w:val="24"/>
+                <w:highlight w:val="yellow"/>
+                <w:u w:val="none"/>
+              </w:rPr>
+              <w:t>Complete Daily Grade #2: Build a button-input system with the Arduino/Freenove kit that turns one LED on and off.</w:t>
+            </w:r>
+          </w:p>
+          <w:p>
+            <w:pPr>
+              <w:spacing w:line="360" w:lineRule="auto" w:before="0" w:after="0"/>
+            </w:pPr>
+            <w:r>
+              <w:rPr>
+                <w:rFonts w:ascii="Arial" w:hAnsi="Arial" w:eastAsia="Arial" w:cs="Arial"/>
+                <w:b w:val="0"/>
+                <w:i w:val="0"/>
+                <w:sz w:val="24"/>
+                <w:u w:val="none"/>
+              </w:rPr>
+              <w:t>Explain the input, output, state, and condition using test evidence.</w:t>
+            </w:r>
+          </w:p>
+          <w:p>
+            <w:pPr>
+              <w:spacing w:line="360" w:lineRule="auto" w:before="0" w:after="0"/>
+            </w:pPr>
+            <w:r>
+              <w:rPr>
+                <w:rFonts w:ascii="Arial" w:hAnsi="Arial" w:eastAsia="Arial" w:cs="Arial"/>
+                <w:b w:val="0"/>
+                <w:i w:val="0"/>
+                <w:sz w:val="24"/>
+                <w:u w:val="none"/>
+              </w:rPr>
+              <w:t>Then modify the program so each press toggles the LED state from off to on or on to off.</w:t>
+            </w:r>
+          </w:p>
+          <w:p>
+            <w:pPr>
+              <w:spacing w:line="360" w:lineRule="auto" w:before="0" w:after="0"/>
+            </w:pPr>
+            <w:r>
+              <w:rPr>
+                <w:rFonts w:ascii="Arial" w:hAnsi="Arial" w:eastAsia="Arial" w:cs="Arial"/>
+                <w:b w:val="0"/>
+                <w:i w:val="0"/>
+                <w:sz w:val="24"/>
+                <w:u w:val="none"/>
+              </w:rPr>
+              <w:t>Submit the modified code, two test cases, and a short explanation of why the state change works.</w:t>
+            </w:r>
+          </w:p>
+          <w:p>
+            <w:pPr>
+              <w:spacing w:line="360" w:lineRule="auto" w:before="0" w:after="0"/>
+            </w:pPr>
+            <w:r>
+              <w:rPr>
+                <w:rFonts w:ascii="Arial" w:hAnsi="Arial" w:eastAsia="Arial" w:cs="Arial"/>
                 <w:b/>
-                <w:sz w:val="24"/>
-                <w:szCs w:val="24"/>
-              </w:rPr>
-              <w:br/>
-            </w:r>
-            <w:r>
-              <w:rPr>
-                <w:b/>
-                <w:sz w:val="24"/>
-                <w:szCs w:val="24"/>
-              </w:rPr>
-              <w:br/>
-              <w:t>While activities</w:t>
-            </w:r>
-            <w:r>
-              <w:rPr>
-                <w:b/>
-                <w:sz w:val="24"/>
-                <w:szCs w:val="24"/>
-              </w:rPr>
-              <w:br/>
-            </w:r>
-            <w:r>
-              <w:rPr>
-                <w:bCs/>
-                <w:sz w:val="24"/>
-                <w:szCs w:val="24"/>
-                <w:highlight w:val="yellow"/>
-              </w:rPr>
-              <w:t>Complete Daily Grade #2: Build a button-input system with the Arduino/Freenove kit that turns one LED on and off. Explain the input, output, state, and condition using test evidence. Then modify the program so each press toggles the LED state from off to on or on to off. Submit the modified code, two test cases, and a short explanation of why the state change works.</w:t>
-            </w:r>
-            <w:r>
-              <w:rPr>
-                <w:b/>
-                <w:sz w:val="24"/>
-                <w:szCs w:val="24"/>
-                <w:highlight w:val="yellow"/>
-              </w:rPr>
-              <w:br/>
-            </w:r>
-            <w:r>
-              <w:rPr>
-                <w:b/>
-                <w:sz w:val="24"/>
-                <w:szCs w:val="24"/>
-              </w:rPr>
-              <w:br/>
-              <w:t>Post activities</w:t>
-            </w:r>
-            <w:r>
-              <w:rPr>
-                <w:b/>
-                <w:sz w:val="24"/>
-                <w:szCs w:val="24"/>
-              </w:rPr>
-              <w:br/>
-            </w:r>
-            <w:r>
-              <w:rPr>
-                <w:bCs/>
-                <w:sz w:val="24"/>
-                <w:szCs w:val="24"/>
+                <w:i w:val="0"/>
+                <w:sz w:val="24"/>
+                <w:u w:val="none"/>
+              </w:rPr>
+              <w:t>Post activities:</w:t>
+            </w:r>
+          </w:p>
+          <w:p>
+            <w:pPr>
+              <w:spacing w:line="360" w:lineRule="auto" w:before="0" w:after="0"/>
+            </w:pPr>
+            <w:r>
+              <w:rPr>
+                <w:rFonts w:ascii="Arial" w:hAnsi="Arial" w:eastAsia="Arial" w:cs="Arial"/>
+                <w:b w:val="0"/>
+                <w:i w:val="0"/>
+                <w:sz w:val="24"/>
+                <w:u w:val="none"/>
               </w:rPr>
               <w:t>Explain the difference between press control and toggle control.</w:t>
             </w:r>
@@ -2542,30 +2777,31 @@
               <w:bottom w:val="single" w:sz="4" w:space="0" w:color="auto"/>
               <w:right w:val="single" w:sz="4" w:space="0" w:color="auto"/>
             </w:tcBorders>
+            <w:vAlign w:val="top"/>
           </w:tcPr>
           <w:p>
             <w:pPr>
-              <w:spacing w:line="360" w:lineRule="auto"/>
-              <w:rPr>
-                <w:sz w:val="24"/>
-                <w:szCs w:val="24"/>
-              </w:rPr>
-            </w:pPr>
-            <w:r>
-              <w:rPr>
+              <w:spacing w:line="360" w:lineRule="auto" w:before="0" w:after="0"/>
+            </w:pPr>
+            <w:r>
+              <w:rPr>
+                <w:rFonts w:ascii="Arial" w:hAnsi="Arial" w:eastAsia="Arial" w:cs="Arial"/>
                 <w:b/>
-                <w:bCs/>
-                <w:sz w:val="24"/>
-                <w:szCs w:val="24"/>
-              </w:rPr>
-              <w:t>Resources:</w:t>
-            </w:r>
-            <w:r>
-              <w:rPr>
-                <w:sz w:val="24"/>
-                <w:szCs w:val="24"/>
-              </w:rPr>
-              <w:t xml:space="preserve"> Pen, pencil, technology notebook, student email and password, Google Classroom, computer, Freenove/Arduino kit, Arduino IDE, USB cable, breadboard, LEDs, resistors, buttons, jumper wires, state explanation worksheet, projector.</w:t>
+                <w:i w:val="0"/>
+                <w:sz w:val="24"/>
+                <w:u w:val="none"/>
+              </w:rPr>
+              <w:t xml:space="preserve">Resources: </w:t>
+            </w:r>
+            <w:r>
+              <w:rPr>
+                <w:rFonts w:ascii="Arial" w:hAnsi="Arial" w:eastAsia="Arial" w:cs="Arial"/>
+                <w:b w:val="0"/>
+                <w:i w:val="0"/>
+                <w:sz w:val="24"/>
+                <w:u w:val="none"/>
+              </w:rPr>
+              <w:t>Pen, pencil, technology notebook, student's computer, email and password</w:t>
             </w:r>
           </w:p>
         </w:tc>
@@ -2578,30 +2814,31 @@
               <w:bottom w:val="single" w:sz="4" w:space="0" w:color="auto"/>
               <w:right w:val="single" w:sz="4" w:space="0" w:color="auto"/>
             </w:tcBorders>
+            <w:vAlign w:val="top"/>
           </w:tcPr>
           <w:p>
             <w:pPr>
-              <w:spacing w:line="360" w:lineRule="auto"/>
-              <w:rPr>
-                <w:sz w:val="24"/>
-                <w:szCs w:val="24"/>
-              </w:rPr>
-            </w:pPr>
-            <w:r>
-              <w:rPr>
+              <w:spacing w:line="360" w:lineRule="auto" w:before="0" w:after="0"/>
+            </w:pPr>
+            <w:r>
+              <w:rPr>
+                <w:rFonts w:ascii="Arial" w:hAnsi="Arial" w:eastAsia="Arial" w:cs="Arial"/>
                 <w:b/>
-                <w:bCs/>
-                <w:sz w:val="24"/>
-                <w:szCs w:val="24"/>
-              </w:rPr>
-              <w:t>Resources:</w:t>
-            </w:r>
-            <w:r>
-              <w:rPr>
-                <w:sz w:val="24"/>
-                <w:szCs w:val="24"/>
-              </w:rPr>
-              <w:t xml:space="preserve"> Pen, pencil, technology notebook, student email and password, Google Classroom, computer, Freenove/Arduino kit, Arduino IDE, USB cable, breadboard, LEDs, resistors, buttons, jumper wires, state explanation worksheet, projector.</w:t>
+                <w:i w:val="0"/>
+                <w:sz w:val="24"/>
+                <w:u w:val="none"/>
+              </w:rPr>
+              <w:t xml:space="preserve">Resources: </w:t>
+            </w:r>
+            <w:r>
+              <w:rPr>
+                <w:rFonts w:ascii="Arial" w:hAnsi="Arial" w:eastAsia="Arial" w:cs="Arial"/>
+                <w:b w:val="0"/>
+                <w:i w:val="0"/>
+                <w:sz w:val="24"/>
+                <w:u w:val="none"/>
+              </w:rPr>
+              <w:t>Pen, pencil, technology notebook, student's computer, email and password</w:t>
             </w:r>
           </w:p>
         </w:tc>
@@ -9925,19 +10162,6 @@
       <w:szCs w:val="30"/>
     </w:rPr>
   </w:style>
-  <w:style w:type="table" w:customStyle="1" w:styleId="a">
-    <w:basedOn w:val="TableNormal4"/>
-    <w:tblPr>
-      <w:tblStyleRowBandSize w:val="1"/>
-      <w:tblStyleColBandSize w:val="1"/>
-      <w:tblCellMar>
-        <w:top w:w="100" w:type="dxa"/>
-        <w:left w:w="100" w:type="dxa"/>
-        <w:bottom w:w="100" w:type="dxa"/>
-        <w:right w:w="100" w:type="dxa"/>
-      </w:tblCellMar>
-    </w:tblPr>
-  </w:style>
   <w:style w:type="paragraph" w:styleId="ListParagraph">
     <w:name w:val="List Paragraph"/>
     <w:basedOn w:val="Normal"/>
@@ -10275,238 +10499,6 @@
       <w:szCs w:val="24"/>
     </w:rPr>
   </w:style>
-  <w:style w:type="table" w:customStyle="1" w:styleId="a0">
-    <w:basedOn w:val="TableNormal4"/>
-    <w:pPr>
-      <w:spacing w:line="240" w:lineRule="auto"/>
-    </w:pPr>
-    <w:tblPr>
-      <w:tblStyleRowBandSize w:val="1"/>
-      <w:tblStyleColBandSize w:val="1"/>
-      <w:tblCellMar>
-        <w:left w:w="108" w:type="dxa"/>
-        <w:right w:w="108" w:type="dxa"/>
-      </w:tblCellMar>
-    </w:tblPr>
-  </w:style>
-  <w:style w:type="table" w:customStyle="1" w:styleId="a1">
-    <w:basedOn w:val="TableNormal4"/>
-    <w:pPr>
-      <w:spacing w:line="240" w:lineRule="auto"/>
-    </w:pPr>
-    <w:tblPr>
-      <w:tblStyleRowBandSize w:val="1"/>
-      <w:tblStyleColBandSize w:val="1"/>
-      <w:tblCellMar>
-        <w:left w:w="108" w:type="dxa"/>
-        <w:right w:w="108" w:type="dxa"/>
-      </w:tblCellMar>
-    </w:tblPr>
-  </w:style>
-  <w:style w:type="table" w:customStyle="1" w:styleId="a2">
-    <w:basedOn w:val="TableNormal4"/>
-    <w:pPr>
-      <w:spacing w:line="240" w:lineRule="auto"/>
-    </w:pPr>
-    <w:tblPr>
-      <w:tblStyleRowBandSize w:val="1"/>
-      <w:tblStyleColBandSize w:val="1"/>
-      <w:tblCellMar>
-        <w:left w:w="108" w:type="dxa"/>
-        <w:right w:w="108" w:type="dxa"/>
-      </w:tblCellMar>
-    </w:tblPr>
-  </w:style>
-  <w:style w:type="table" w:customStyle="1" w:styleId="a3">
-    <w:basedOn w:val="TableNormal4"/>
-    <w:pPr>
-      <w:spacing w:line="240" w:lineRule="auto"/>
-    </w:pPr>
-    <w:tblPr>
-      <w:tblStyleRowBandSize w:val="1"/>
-      <w:tblStyleColBandSize w:val="1"/>
-      <w:tblCellMar>
-        <w:left w:w="108" w:type="dxa"/>
-        <w:right w:w="108" w:type="dxa"/>
-      </w:tblCellMar>
-    </w:tblPr>
-  </w:style>
-  <w:style w:type="table" w:customStyle="1" w:styleId="a4">
-    <w:basedOn w:val="TableNormal4"/>
-    <w:pPr>
-      <w:spacing w:line="240" w:lineRule="auto"/>
-    </w:pPr>
-    <w:tblPr>
-      <w:tblStyleRowBandSize w:val="1"/>
-      <w:tblStyleColBandSize w:val="1"/>
-      <w:tblCellMar>
-        <w:left w:w="108" w:type="dxa"/>
-        <w:right w:w="108" w:type="dxa"/>
-      </w:tblCellMar>
-    </w:tblPr>
-  </w:style>
-  <w:style w:type="table" w:customStyle="1" w:styleId="a5">
-    <w:basedOn w:val="TableNormal4"/>
-    <w:pPr>
-      <w:spacing w:line="240" w:lineRule="auto"/>
-    </w:pPr>
-    <w:tblPr>
-      <w:tblStyleRowBandSize w:val="1"/>
-      <w:tblStyleColBandSize w:val="1"/>
-      <w:tblCellMar>
-        <w:left w:w="108" w:type="dxa"/>
-        <w:right w:w="108" w:type="dxa"/>
-      </w:tblCellMar>
-    </w:tblPr>
-  </w:style>
-  <w:style w:type="table" w:customStyle="1" w:styleId="a6">
-    <w:basedOn w:val="TableNormal4"/>
-    <w:pPr>
-      <w:spacing w:line="240" w:lineRule="auto"/>
-    </w:pPr>
-    <w:tblPr>
-      <w:tblStyleRowBandSize w:val="1"/>
-      <w:tblStyleColBandSize w:val="1"/>
-      <w:tblCellMar>
-        <w:left w:w="108" w:type="dxa"/>
-        <w:right w:w="108" w:type="dxa"/>
-      </w:tblCellMar>
-    </w:tblPr>
-  </w:style>
-  <w:style w:type="table" w:customStyle="1" w:styleId="a7">
-    <w:basedOn w:val="TableNormal4"/>
-    <w:pPr>
-      <w:spacing w:line="240" w:lineRule="auto"/>
-    </w:pPr>
-    <w:tblPr>
-      <w:tblStyleRowBandSize w:val="1"/>
-      <w:tblStyleColBandSize w:val="1"/>
-      <w:tblCellMar>
-        <w:left w:w="108" w:type="dxa"/>
-        <w:right w:w="108" w:type="dxa"/>
-      </w:tblCellMar>
-    </w:tblPr>
-  </w:style>
-  <w:style w:type="table" w:customStyle="1" w:styleId="a8">
-    <w:basedOn w:val="TableNormal4"/>
-    <w:pPr>
-      <w:spacing w:line="240" w:lineRule="auto"/>
-    </w:pPr>
-    <w:tblPr>
-      <w:tblStyleRowBandSize w:val="1"/>
-      <w:tblStyleColBandSize w:val="1"/>
-      <w:tblCellMar>
-        <w:left w:w="108" w:type="dxa"/>
-        <w:right w:w="108" w:type="dxa"/>
-      </w:tblCellMar>
-    </w:tblPr>
-  </w:style>
-  <w:style w:type="table" w:customStyle="1" w:styleId="a9">
-    <w:basedOn w:val="TableNormal4"/>
-    <w:pPr>
-      <w:spacing w:line="240" w:lineRule="auto"/>
-    </w:pPr>
-    <w:tblPr>
-      <w:tblStyleRowBandSize w:val="1"/>
-      <w:tblStyleColBandSize w:val="1"/>
-      <w:tblCellMar>
-        <w:left w:w="108" w:type="dxa"/>
-        <w:right w:w="108" w:type="dxa"/>
-      </w:tblCellMar>
-    </w:tblPr>
-  </w:style>
-  <w:style w:type="table" w:customStyle="1" w:styleId="aa">
-    <w:basedOn w:val="TableNormal4"/>
-    <w:pPr>
-      <w:spacing w:line="240" w:lineRule="auto"/>
-    </w:pPr>
-    <w:tblPr>
-      <w:tblStyleRowBandSize w:val="1"/>
-      <w:tblStyleColBandSize w:val="1"/>
-      <w:tblCellMar>
-        <w:left w:w="108" w:type="dxa"/>
-        <w:right w:w="108" w:type="dxa"/>
-      </w:tblCellMar>
-    </w:tblPr>
-  </w:style>
-  <w:style w:type="table" w:customStyle="1" w:styleId="ab">
-    <w:basedOn w:val="TableNormal4"/>
-    <w:pPr>
-      <w:spacing w:line="240" w:lineRule="auto"/>
-    </w:pPr>
-    <w:tblPr>
-      <w:tblStyleRowBandSize w:val="1"/>
-      <w:tblStyleColBandSize w:val="1"/>
-      <w:tblCellMar>
-        <w:left w:w="108" w:type="dxa"/>
-        <w:right w:w="108" w:type="dxa"/>
-      </w:tblCellMar>
-    </w:tblPr>
-  </w:style>
-  <w:style w:type="table" w:customStyle="1" w:styleId="ac">
-    <w:basedOn w:val="TableNormal1"/>
-    <w:pPr>
-      <w:spacing w:line="240" w:lineRule="auto"/>
-    </w:pPr>
-    <w:tblPr>
-      <w:tblStyleRowBandSize w:val="1"/>
-      <w:tblStyleColBandSize w:val="1"/>
-      <w:tblCellMar>
-        <w:top w:w="100" w:type="dxa"/>
-        <w:left w:w="108" w:type="dxa"/>
-        <w:bottom w:w="100" w:type="dxa"/>
-        <w:right w:w="108" w:type="dxa"/>
-      </w:tblCellMar>
-    </w:tblPr>
-  </w:style>
-  <w:style w:type="table" w:customStyle="1" w:styleId="ad">
-    <w:basedOn w:val="TableNormal1"/>
-    <w:pPr>
-      <w:spacing w:line="240" w:lineRule="auto"/>
-    </w:pPr>
-    <w:tblPr>
-      <w:tblStyleRowBandSize w:val="1"/>
-      <w:tblStyleColBandSize w:val="1"/>
-      <w:tblCellMar>
-        <w:top w:w="100" w:type="dxa"/>
-        <w:left w:w="108" w:type="dxa"/>
-        <w:bottom w:w="100" w:type="dxa"/>
-        <w:right w:w="108" w:type="dxa"/>
-      </w:tblCellMar>
-    </w:tblPr>
-  </w:style>
-  <w:style w:type="table" w:customStyle="1" w:styleId="ae">
-    <w:basedOn w:val="TableNormal1"/>
-    <w:pPr>
-      <w:spacing w:line="240" w:lineRule="auto"/>
-    </w:pPr>
-    <w:tblPr>
-      <w:tblStyleRowBandSize w:val="1"/>
-      <w:tblStyleColBandSize w:val="1"/>
-      <w:tblCellMar>
-        <w:top w:w="100" w:type="dxa"/>
-        <w:left w:w="108" w:type="dxa"/>
-        <w:bottom w:w="100" w:type="dxa"/>
-        <w:right w:w="108" w:type="dxa"/>
-      </w:tblCellMar>
-    </w:tblPr>
-  </w:style>
-  <w:style w:type="table" w:customStyle="1" w:styleId="af">
-    <w:basedOn w:val="TableNormal1"/>
-    <w:pPr>
-      <w:spacing w:line="240" w:lineRule="auto"/>
-    </w:pPr>
-    <w:tblPr>
-      <w:tblStyleRowBandSize w:val="1"/>
-      <w:tblStyleColBandSize w:val="1"/>
-      <w:tblCellMar>
-        <w:top w:w="100" w:type="dxa"/>
-        <w:left w:w="108" w:type="dxa"/>
-        <w:bottom w:w="100" w:type="dxa"/>
-        <w:right w:w="108" w:type="dxa"/>
-      </w:tblCellMar>
-    </w:tblPr>
-  </w:style>
   <w:style w:type="character" w:styleId="Strong">
     <w:name w:val="Strong"/>
     <w:basedOn w:val="DefaultParagraphFont"/>
@@ -10517,19 +10509,6 @@
       <w:b/>
       <w:bCs/>
     </w:rPr>
-  </w:style>
-  <w:style w:type="table" w:customStyle="1" w:styleId="af0">
-    <w:basedOn w:val="TableNormal"/>
-    <w:tblPr>
-      <w:tblStyleRowBandSize w:val="1"/>
-      <w:tblStyleColBandSize w:val="1"/>
-      <w:tblCellMar>
-        <w:top w:w="15" w:type="dxa"/>
-        <w:left w:w="15" w:type="dxa"/>
-        <w:bottom w:w="15" w:type="dxa"/>
-        <w:right w:w="15" w:type="dxa"/>
-      </w:tblCellMar>
-    </w:tblPr>
   </w:style>
   <w:style w:type="character" w:styleId="Hyperlink">
     <w:name w:val="Hyperlink"/>
